--- a/docs/EXTENSION_GUIDE.docx
+++ b/docs/EXTENSION_GUIDE.docx
@@ -510,6 +510,12 @@
               <w:right w:w="60" w:type="dxa"/>
             </w:tcMar>
             <w:shd w:fill="1A365D" w:val="clear"/>
+            <w:tcMar>
+              <w:top w:w="40" w:type="dxa"/>
+              <w:bottom w:w="40" w:type="dxa"/>
+              <w:left w:w="60" w:type="dxa"/>
+              <w:right w:w="60" w:type="dxa"/>
+            </w:tcMar>
           </w:tcPr>
           <w:p>
             <w:pPr>
@@ -537,6 +543,12 @@
               <w:right w:w="60" w:type="dxa"/>
             </w:tcMar>
             <w:shd w:fill="1A365D" w:val="clear"/>
+            <w:tcMar>
+              <w:top w:w="40" w:type="dxa"/>
+              <w:bottom w:w="40" w:type="dxa"/>
+              <w:left w:w="60" w:type="dxa"/>
+              <w:right w:w="60" w:type="dxa"/>
+            </w:tcMar>
           </w:tcPr>
           <w:p>
             <w:pPr>
@@ -559,6 +571,12 @@
       <w:tr>
         <w:tc>
           <w:tcPr>
+            <w:tcMar>
+              <w:top w:w="40" w:type="dxa"/>
+              <w:bottom w:w="40" w:type="dxa"/>
+              <w:left w:w="60" w:type="dxa"/>
+              <w:right w:w="60" w:type="dxa"/>
+            </w:tcMar>
             <w:tcMar>
               <w:top w:w="40" w:type="dxa"/>
               <w:bottom w:w="40" w:type="dxa"/>
@@ -597,6 +615,12 @@
         </w:tc>
         <w:tc>
           <w:tcPr>
+            <w:tcMar>
+              <w:top w:w="40" w:type="dxa"/>
+              <w:bottom w:w="40" w:type="dxa"/>
+              <w:left w:w="60" w:type="dxa"/>
+              <w:right w:w="60" w:type="dxa"/>
+            </w:tcMar>
             <w:tcMar>
               <w:top w:w="40" w:type="dxa"/>
               <w:bottom w:w="40" w:type="dxa"/>
@@ -686,6 +710,12 @@
               <w:left w:w="60" w:type="dxa"/>
               <w:right w:w="60" w:type="dxa"/>
             </w:tcMar>
+            <w:tcMar>
+              <w:top w:w="40" w:type="dxa"/>
+              <w:bottom w:w="40" w:type="dxa"/>
+              <w:left w:w="60" w:type="dxa"/>
+              <w:right w:w="60" w:type="dxa"/>
+            </w:tcMar>
           </w:tcPr>
           <w:p>
             <w:pPr>
@@ -732,6 +762,12 @@
         </w:tc>
         <w:tc>
           <w:tcPr>
+            <w:tcMar>
+              <w:top w:w="40" w:type="dxa"/>
+              <w:bottom w:w="40" w:type="dxa"/>
+              <w:left w:w="60" w:type="dxa"/>
+              <w:right w:w="60" w:type="dxa"/>
+            </w:tcMar>
             <w:tcMar>
               <w:top w:w="40" w:type="dxa"/>
               <w:bottom w:w="40" w:type="dxa"/>
@@ -793,6 +829,12 @@
               <w:left w:w="60" w:type="dxa"/>
               <w:right w:w="60" w:type="dxa"/>
             </w:tcMar>
+            <w:tcMar>
+              <w:top w:w="40" w:type="dxa"/>
+              <w:bottom w:w="40" w:type="dxa"/>
+              <w:left w:w="60" w:type="dxa"/>
+              <w:right w:w="60" w:type="dxa"/>
+            </w:tcMar>
           </w:tcPr>
           <w:p>
             <w:pPr>
@@ -825,6 +867,12 @@
         </w:tc>
         <w:tc>
           <w:tcPr>
+            <w:tcMar>
+              <w:top w:w="40" w:type="dxa"/>
+              <w:bottom w:w="40" w:type="dxa"/>
+              <w:left w:w="60" w:type="dxa"/>
+              <w:right w:w="60" w:type="dxa"/>
+            </w:tcMar>
             <w:tcMar>
               <w:top w:w="40" w:type="dxa"/>
               <w:bottom w:w="40" w:type="dxa"/>
@@ -914,6 +962,12 @@
               <w:left w:w="60" w:type="dxa"/>
               <w:right w:w="60" w:type="dxa"/>
             </w:tcMar>
+            <w:tcMar>
+              <w:top w:w="40" w:type="dxa"/>
+              <w:bottom w:w="40" w:type="dxa"/>
+              <w:left w:w="60" w:type="dxa"/>
+              <w:right w:w="60" w:type="dxa"/>
+            </w:tcMar>
           </w:tcPr>
           <w:p>
             <w:pPr>
@@ -946,6 +1000,12 @@
         </w:tc>
         <w:tc>
           <w:tcPr>
+            <w:tcMar>
+              <w:top w:w="40" w:type="dxa"/>
+              <w:bottom w:w="40" w:type="dxa"/>
+              <w:left w:w="60" w:type="dxa"/>
+              <w:right w:w="60" w:type="dxa"/>
+            </w:tcMar>
             <w:tcMar>
               <w:top w:w="40" w:type="dxa"/>
               <w:bottom w:w="40" w:type="dxa"/>
@@ -1218,6 +1278,12 @@
               <w:right w:w="60" w:type="dxa"/>
             </w:tcMar>
             <w:shd w:fill="1A365D" w:val="clear"/>
+            <w:tcMar>
+              <w:top w:w="40" w:type="dxa"/>
+              <w:bottom w:w="40" w:type="dxa"/>
+              <w:left w:w="60" w:type="dxa"/>
+              <w:right w:w="60" w:type="dxa"/>
+            </w:tcMar>
           </w:tcPr>
           <w:p>
             <w:pPr>
@@ -1245,6 +1311,12 @@
               <w:right w:w="60" w:type="dxa"/>
             </w:tcMar>
             <w:shd w:fill="1A365D" w:val="clear"/>
+            <w:tcMar>
+              <w:top w:w="40" w:type="dxa"/>
+              <w:bottom w:w="40" w:type="dxa"/>
+              <w:left w:w="60" w:type="dxa"/>
+              <w:right w:w="60" w:type="dxa"/>
+            </w:tcMar>
           </w:tcPr>
           <w:p>
             <w:pPr>
@@ -1272,6 +1344,12 @@
               <w:right w:w="60" w:type="dxa"/>
             </w:tcMar>
             <w:shd w:fill="1A365D" w:val="clear"/>
+            <w:tcMar>
+              <w:top w:w="40" w:type="dxa"/>
+              <w:bottom w:w="40" w:type="dxa"/>
+              <w:left w:w="60" w:type="dxa"/>
+              <w:right w:w="60" w:type="dxa"/>
+            </w:tcMar>
           </w:tcPr>
           <w:p>
             <w:pPr>
@@ -1294,6 +1372,12 @@
       <w:tr>
         <w:tc>
           <w:tcPr>
+            <w:tcMar>
+              <w:top w:w="40" w:type="dxa"/>
+              <w:bottom w:w="40" w:type="dxa"/>
+              <w:left w:w="60" w:type="dxa"/>
+              <w:right w:w="60" w:type="dxa"/>
+            </w:tcMar>
             <w:tcMar>
               <w:top w:w="40" w:type="dxa"/>
               <w:bottom w:w="40" w:type="dxa"/>
@@ -1324,6 +1408,12 @@
               <w:left w:w="60" w:type="dxa"/>
               <w:right w:w="60" w:type="dxa"/>
             </w:tcMar>
+            <w:tcMar>
+              <w:top w:w="40" w:type="dxa"/>
+              <w:bottom w:w="40" w:type="dxa"/>
+              <w:left w:w="60" w:type="dxa"/>
+              <w:right w:w="60" w:type="dxa"/>
+            </w:tcMar>
           </w:tcPr>
           <w:p>
             <w:pPr>
@@ -1343,6 +1433,12 @@
         </w:tc>
         <w:tc>
           <w:tcPr>
+            <w:tcMar>
+              <w:top w:w="40" w:type="dxa"/>
+              <w:bottom w:w="40" w:type="dxa"/>
+              <w:left w:w="60" w:type="dxa"/>
+              <w:right w:w="60" w:type="dxa"/>
+            </w:tcMar>
             <w:tcMar>
               <w:top w:w="40" w:type="dxa"/>
               <w:bottom w:w="40" w:type="dxa"/>
@@ -1375,6 +1471,12 @@
               <w:left w:w="60" w:type="dxa"/>
               <w:right w:w="60" w:type="dxa"/>
             </w:tcMar>
+            <w:tcMar>
+              <w:top w:w="40" w:type="dxa"/>
+              <w:bottom w:w="40" w:type="dxa"/>
+              <w:left w:w="60" w:type="dxa"/>
+              <w:right w:w="60" w:type="dxa"/>
+            </w:tcMar>
           </w:tcPr>
           <w:p>
             <w:pPr>
@@ -1393,6 +1495,12 @@
         </w:tc>
         <w:tc>
           <w:tcPr>
+            <w:tcMar>
+              <w:top w:w="40" w:type="dxa"/>
+              <w:bottom w:w="40" w:type="dxa"/>
+              <w:left w:w="60" w:type="dxa"/>
+              <w:right w:w="60" w:type="dxa"/>
+            </w:tcMar>
             <w:tcMar>
               <w:top w:w="40" w:type="dxa"/>
               <w:bottom w:w="40" w:type="dxa"/>
@@ -1418,6 +1526,12 @@
         </w:tc>
         <w:tc>
           <w:tcPr>
+            <w:tcMar>
+              <w:top w:w="40" w:type="dxa"/>
+              <w:bottom w:w="40" w:type="dxa"/>
+              <w:left w:w="60" w:type="dxa"/>
+              <w:right w:w="60" w:type="dxa"/>
+            </w:tcMar>
             <w:tcMar>
               <w:top w:w="40" w:type="dxa"/>
               <w:bottom w:w="40" w:type="dxa"/>
@@ -1450,6 +1564,12 @@
               <w:left w:w="60" w:type="dxa"/>
               <w:right w:w="60" w:type="dxa"/>
             </w:tcMar>
+            <w:tcMar>
+              <w:top w:w="40" w:type="dxa"/>
+              <w:bottom w:w="40" w:type="dxa"/>
+              <w:left w:w="60" w:type="dxa"/>
+              <w:right w:w="60" w:type="dxa"/>
+            </w:tcMar>
           </w:tcPr>
           <w:p>
             <w:pPr>
@@ -1468,6 +1588,12 @@
         </w:tc>
         <w:tc>
           <w:tcPr>
+            <w:tcMar>
+              <w:top w:w="40" w:type="dxa"/>
+              <w:bottom w:w="40" w:type="dxa"/>
+              <w:left w:w="60" w:type="dxa"/>
+              <w:right w:w="60" w:type="dxa"/>
+            </w:tcMar>
             <w:tcMar>
               <w:top w:w="40" w:type="dxa"/>
               <w:bottom w:w="40" w:type="dxa"/>
@@ -1493,6 +1619,12 @@
         </w:tc>
         <w:tc>
           <w:tcPr>
+            <w:tcMar>
+              <w:top w:w="40" w:type="dxa"/>
+              <w:bottom w:w="40" w:type="dxa"/>
+              <w:left w:w="60" w:type="dxa"/>
+              <w:right w:w="60" w:type="dxa"/>
+            </w:tcMar>
             <w:tcMar>
               <w:top w:w="40" w:type="dxa"/>
               <w:bottom w:w="40" w:type="dxa"/>
@@ -1539,6 +1671,12 @@
               <w:left w:w="60" w:type="dxa"/>
               <w:right w:w="60" w:type="dxa"/>
             </w:tcMar>
+            <w:tcMar>
+              <w:top w:w="40" w:type="dxa"/>
+              <w:bottom w:w="40" w:type="dxa"/>
+              <w:left w:w="60" w:type="dxa"/>
+              <w:right w:w="60" w:type="dxa"/>
+            </w:tcMar>
           </w:tcPr>
           <w:p>
             <w:pPr>
@@ -1557,6 +1695,12 @@
         </w:tc>
         <w:tc>
           <w:tcPr>
+            <w:tcMar>
+              <w:top w:w="40" w:type="dxa"/>
+              <w:bottom w:w="40" w:type="dxa"/>
+              <w:left w:w="60" w:type="dxa"/>
+              <w:right w:w="60" w:type="dxa"/>
+            </w:tcMar>
             <w:tcMar>
               <w:top w:w="40" w:type="dxa"/>
               <w:bottom w:w="40" w:type="dxa"/>
@@ -1582,6 +1726,12 @@
         </w:tc>
         <w:tc>
           <w:tcPr>
+            <w:tcMar>
+              <w:top w:w="40" w:type="dxa"/>
+              <w:bottom w:w="40" w:type="dxa"/>
+              <w:left w:w="60" w:type="dxa"/>
+              <w:right w:w="60" w:type="dxa"/>
+            </w:tcMar>
             <w:tcMar>
               <w:top w:w="40" w:type="dxa"/>
               <w:bottom w:w="40" w:type="dxa"/>

--- a/docs/EXTENSION_GUIDE.docx
+++ b/docs/EXTENSION_GUIDE.docx
@@ -510,12 +510,6 @@
               <w:right w:w="60" w:type="dxa"/>
             </w:tcMar>
             <w:shd w:fill="1A365D" w:val="clear"/>
-            <w:tcMar>
-              <w:top w:w="40" w:type="dxa"/>
-              <w:bottom w:w="40" w:type="dxa"/>
-              <w:left w:w="60" w:type="dxa"/>
-              <w:right w:w="60" w:type="dxa"/>
-            </w:tcMar>
           </w:tcPr>
           <w:p>
             <w:pPr>
@@ -543,12 +537,6 @@
               <w:right w:w="60" w:type="dxa"/>
             </w:tcMar>
             <w:shd w:fill="1A365D" w:val="clear"/>
-            <w:tcMar>
-              <w:top w:w="40" w:type="dxa"/>
-              <w:bottom w:w="40" w:type="dxa"/>
-              <w:left w:w="60" w:type="dxa"/>
-              <w:right w:w="60" w:type="dxa"/>
-            </w:tcMar>
           </w:tcPr>
           <w:p>
             <w:pPr>
@@ -571,12 +559,6 @@
       <w:tr>
         <w:tc>
           <w:tcPr>
-            <w:tcMar>
-              <w:top w:w="40" w:type="dxa"/>
-              <w:bottom w:w="40" w:type="dxa"/>
-              <w:left w:w="60" w:type="dxa"/>
-              <w:right w:w="60" w:type="dxa"/>
-            </w:tcMar>
             <w:tcMar>
               <w:top w:w="40" w:type="dxa"/>
               <w:bottom w:w="40" w:type="dxa"/>
@@ -615,12 +597,6 @@
         </w:tc>
         <w:tc>
           <w:tcPr>
-            <w:tcMar>
-              <w:top w:w="40" w:type="dxa"/>
-              <w:bottom w:w="40" w:type="dxa"/>
-              <w:left w:w="60" w:type="dxa"/>
-              <w:right w:w="60" w:type="dxa"/>
-            </w:tcMar>
             <w:tcMar>
               <w:top w:w="40" w:type="dxa"/>
               <w:bottom w:w="40" w:type="dxa"/>
@@ -710,12 +686,6 @@
               <w:left w:w="60" w:type="dxa"/>
               <w:right w:w="60" w:type="dxa"/>
             </w:tcMar>
-            <w:tcMar>
-              <w:top w:w="40" w:type="dxa"/>
-              <w:bottom w:w="40" w:type="dxa"/>
-              <w:left w:w="60" w:type="dxa"/>
-              <w:right w:w="60" w:type="dxa"/>
-            </w:tcMar>
           </w:tcPr>
           <w:p>
             <w:pPr>
@@ -762,12 +732,6 @@
         </w:tc>
         <w:tc>
           <w:tcPr>
-            <w:tcMar>
-              <w:top w:w="40" w:type="dxa"/>
-              <w:bottom w:w="40" w:type="dxa"/>
-              <w:left w:w="60" w:type="dxa"/>
-              <w:right w:w="60" w:type="dxa"/>
-            </w:tcMar>
             <w:tcMar>
               <w:top w:w="40" w:type="dxa"/>
               <w:bottom w:w="40" w:type="dxa"/>
@@ -829,12 +793,6 @@
               <w:left w:w="60" w:type="dxa"/>
               <w:right w:w="60" w:type="dxa"/>
             </w:tcMar>
-            <w:tcMar>
-              <w:top w:w="40" w:type="dxa"/>
-              <w:bottom w:w="40" w:type="dxa"/>
-              <w:left w:w="60" w:type="dxa"/>
-              <w:right w:w="60" w:type="dxa"/>
-            </w:tcMar>
           </w:tcPr>
           <w:p>
             <w:pPr>
@@ -861,18 +819,12 @@
                 <w:rFonts w:ascii="Calibri" w:hAnsi="Calibri"/>
                 <w:sz w:val="18"/>
               </w:rPr>
-              <w:t xml:space="preserve">withdraw</w:t>
+              <w:t xml:space="preserve">money move</w:t>
             </w:r>
           </w:p>
         </w:tc>
         <w:tc>
           <w:tcPr>
-            <w:tcMar>
-              <w:top w:w="40" w:type="dxa"/>
-              <w:bottom w:w="40" w:type="dxa"/>
-              <w:left w:w="60" w:type="dxa"/>
-              <w:right w:w="60" w:type="dxa"/>
-            </w:tcMar>
             <w:tcMar>
               <w:top w:w="40" w:type="dxa"/>
               <w:bottom w:w="40" w:type="dxa"/>
@@ -891,7 +843,7 @@
                 <w:rFonts w:ascii="Calibri" w:hAnsi="Calibri"/>
                 <w:sz w:val="18"/>
               </w:rPr>
-              <w:t xml:space="preserve">Introduce</w:t>
+              <w:t xml:space="preserve">Already via</w:t>
             </w:r>
             <w:r>
               <w:rPr>
@@ -906,7 +858,7 @@
                 <w:rFonts w:ascii="Calibri" w:hAnsi="Calibri"/>
                 <w:sz w:val="18"/>
               </w:rPr>
-              <w:t xml:space="preserve">transaction</w:t>
+              <w:t xml:space="preserve">TransactionService.record</w:t>
             </w:r>
             <w:r>
               <w:rPr>
@@ -920,7 +872,7 @@
                 <w:rFonts w:ascii="Calibri" w:hAnsi="Calibri"/>
                 <w:sz w:val="18"/>
               </w:rPr>
-              <w:t xml:space="preserve">entity; call from</w:t>
+              <w:t xml:space="preserve">on</w:t>
             </w:r>
             <w:r>
               <w:rPr>
@@ -934,7 +886,7 @@
                 <w:rFonts w:ascii="Calibri" w:hAnsi="Calibri"/>
                 <w:sz w:val="18"/>
               </w:rPr>
-              <w:t xml:space="preserve">deposit/withdraw/open; stop mutating balances</w:t>
+              <w:t xml:space="preserve">open/deposit/withdraw/transfer; extend types /</w:t>
             </w:r>
             <w:r>
               <w:rPr>
@@ -948,7 +900,7 @@
                 <w:rFonts w:ascii="Calibri" w:hAnsi="Calibri"/>
                 <w:sz w:val="18"/>
               </w:rPr>
-              <w:t xml:space="preserve">alone</w:t>
+              <w:t xml:space="preserve">narrations carefully</w:t>
             </w:r>
           </w:p>
         </w:tc>
@@ -962,6 +914,93 @@
               <w:left w:w="60" w:type="dxa"/>
               <w:right w:w="60" w:type="dxa"/>
             </w:tcMar>
+          </w:tcPr>
+          <w:p>
+            <w:pPr>
+              <w:pStyle w:val="Compact"/>
+              <w:spacing w:before="0" w:after="40" w:line="264" w:lineRule="auto"/>
+              <w:jc w:val="left"/>
+            </w:pPr>
+            <w:r>
+              <w:rPr>
+                <w:rFonts w:ascii="Calibri" w:hAnsi="Calibri"/>
+                <w:sz w:val="18"/>
+              </w:rPr>
+              <w:t xml:space="preserve">Notify on</w:t>
+            </w:r>
+            <w:r>
+              <w:rPr>
+                <w:rFonts w:ascii="Calibri" w:hAnsi="Calibri"/>
+                <w:sz w:val="18"/>
+              </w:rPr>
+              <w:t xml:space="preserve"> </w:t>
+            </w:r>
+            <w:r>
+              <w:rPr>
+                <w:rFonts w:ascii="Calibri" w:hAnsi="Calibri"/>
+                <w:sz w:val="18"/>
+              </w:rPr>
+              <w:t xml:space="preserve">new action</w:t>
+            </w:r>
+          </w:p>
+        </w:tc>
+        <w:tc>
+          <w:tcPr>
+            <w:tcMar>
+              <w:top w:w="40" w:type="dxa"/>
+              <w:bottom w:w="40" w:type="dxa"/>
+              <w:left w:w="60" w:type="dxa"/>
+              <w:right w:w="60" w:type="dxa"/>
+            </w:tcMar>
+          </w:tcPr>
+          <w:p>
+            <w:pPr>
+              <w:pStyle w:val="Compact"/>
+              <w:spacing w:before="0" w:after="40" w:line="264" w:lineRule="auto"/>
+              <w:jc w:val="left"/>
+            </w:pPr>
+            <w:r>
+              <w:rPr>
+                <w:rFonts w:ascii="Calibri" w:hAnsi="Calibri"/>
+                <w:sz w:val="18"/>
+              </w:rPr>
+              <w:t xml:space="preserve">Add publish site in service after save; reuse</w:t>
+            </w:r>
+            <w:r>
+              <w:rPr>
+                <w:rFonts w:ascii="Calibri" w:hAnsi="Calibri"/>
+                <w:sz w:val="18"/>
+              </w:rPr>
+              <w:t xml:space="preserve"> </w:t>
+            </w:r>
+            <w:r>
+              <w:rPr>
+                <w:rStyle w:val="VerbatimChar"/>
+                <w:rFonts w:ascii="Calibri" w:hAnsi="Calibri"/>
+                <w:sz w:val="18"/>
+              </w:rPr>
+              <w:t xml:space="preserve">BankActionEvent</w:t>
+            </w:r>
+            <w:r>
+              <w:rPr>
+                <w:rFonts w:ascii="Calibri" w:hAnsi="Calibri"/>
+                <w:sz w:val="18"/>
+              </w:rPr>
+              <w:t xml:space="preserve"> </w:t>
+            </w:r>
+            <w:r>
+              <w:rPr>
+                <w:rFonts w:ascii="Calibri" w:hAnsi="Calibri"/>
+                <w:sz w:val="18"/>
+              </w:rPr>
+              <w:t xml:space="preserve">+ composer (see Notification)</w:t>
+            </w:r>
+          </w:p>
+        </w:tc>
+      </w:tr>
+      <w:tr>
+        <w:tc>
+          <w:tcPr>
             <w:tcMar>
               <w:top w:w="40" w:type="dxa"/>
               <w:bottom w:w="40" w:type="dxa"/>
@@ -1000,12 +1039,6 @@
         </w:tc>
         <w:tc>
           <w:tcPr>
-            <w:tcMar>
-              <w:top w:w="40" w:type="dxa"/>
-              <w:bottom w:w="40" w:type="dxa"/>
-              <w:left w:w="60" w:type="dxa"/>
-              <w:right w:w="60" w:type="dxa"/>
-            </w:tcMar>
             <w:tcMar>
               <w:top w:w="40" w:type="dxa"/>
               <w:bottom w:w="40" w:type="dxa"/>
@@ -1236,13 +1269,13 @@
       </w:r>
     </w:p>
     <w:bookmarkEnd w:id="13"/>
-    <w:bookmarkStart w:id="14" w:name="X9cceace76122e81e724fa3d6920f86c645a9cdb"/>
+    <w:bookmarkStart w:id="14" w:name="stub-thin-modules-ready-for-next-slices"/>
     <w:p>
       <w:pPr>
         <w:pStyle w:val="Heading2"/>
       </w:pPr>
       <w:r>
-        <w:t xml:space="preserve">Stub modules ready for first implementation</w:t>
+        <w:t xml:space="preserve">Stub / thin modules ready for next slices</w:t>
       </w:r>
     </w:p>
     <w:tbl>
@@ -1278,12 +1311,6 @@
               <w:right w:w="60" w:type="dxa"/>
             </w:tcMar>
             <w:shd w:fill="1A365D" w:val="clear"/>
-            <w:tcMar>
-              <w:top w:w="40" w:type="dxa"/>
-              <w:bottom w:w="40" w:type="dxa"/>
-              <w:left w:w="60" w:type="dxa"/>
-              <w:right w:w="60" w:type="dxa"/>
-            </w:tcMar>
           </w:tcPr>
           <w:p>
             <w:pPr>
@@ -1311,12 +1338,6 @@
               <w:right w:w="60" w:type="dxa"/>
             </w:tcMar>
             <w:shd w:fill="1A365D" w:val="clear"/>
-            <w:tcMar>
-              <w:top w:w="40" w:type="dxa"/>
-              <w:bottom w:w="40" w:type="dxa"/>
-              <w:left w:w="60" w:type="dxa"/>
-              <w:right w:w="60" w:type="dxa"/>
-            </w:tcMar>
           </w:tcPr>
           <w:p>
             <w:pPr>
@@ -1331,7 +1352,7 @@
                 <w:color w:val="FFFFFF"/>
                 <w:sz w:val="18"/>
               </w:rPr>
-              <w:t xml:space="preserve">Empty package</w:t>
+              <w:t xml:space="preserve">Package</w:t>
             </w:r>
           </w:p>
         </w:tc>
@@ -1344,12 +1365,6 @@
               <w:right w:w="60" w:type="dxa"/>
             </w:tcMar>
             <w:shd w:fill="1A365D" w:val="clear"/>
-            <w:tcMar>
-              <w:top w:w="40" w:type="dxa"/>
-              <w:bottom w:w="40" w:type="dxa"/>
-              <w:left w:w="60" w:type="dxa"/>
-              <w:right w:w="60" w:type="dxa"/>
-            </w:tcMar>
           </w:tcPr>
           <w:p>
             <w:pPr>
@@ -1378,12 +1393,6 @@
               <w:left w:w="60" w:type="dxa"/>
               <w:right w:w="60" w:type="dxa"/>
             </w:tcMar>
-            <w:tcMar>
-              <w:top w:w="40" w:type="dxa"/>
-              <w:bottom w:w="40" w:type="dxa"/>
-              <w:left w:w="60" w:type="dxa"/>
-              <w:right w:w="60" w:type="dxa"/>
-            </w:tcMar>
           </w:tcPr>
           <w:p>
             <w:pPr>
@@ -1398,16 +1407,24 @@
               </w:rPr>
               <w:t xml:space="preserve">Transaction</w:t>
             </w:r>
+            <w:r>
+              <w:rPr>
+                <w:rFonts w:ascii="Calibri" w:hAnsi="Calibri"/>
+                <w:sz w:val="18"/>
+              </w:rPr>
+              <w:t xml:space="preserve"> </w:t>
+            </w:r>
+            <w:r>
+              <w:rPr>
+                <w:rFonts w:ascii="Calibri" w:hAnsi="Calibri"/>
+                <w:sz w:val="18"/>
+              </w:rPr>
+              <w:t xml:space="preserve">(Partial)</w:t>
+            </w:r>
           </w:p>
         </w:tc>
         <w:tc>
           <w:tcPr>
-            <w:tcMar>
-              <w:top w:w="40" w:type="dxa"/>
-              <w:bottom w:w="40" w:type="dxa"/>
-              <w:left w:w="60" w:type="dxa"/>
-              <w:right w:w="60" w:type="dxa"/>
-            </w:tcMar>
             <w:tcMar>
               <w:top w:w="40" w:type="dxa"/>
               <w:bottom w:w="40" w:type="dxa"/>
@@ -1439,6 +1456,62 @@
               <w:left w:w="60" w:type="dxa"/>
               <w:right w:w="60" w:type="dxa"/>
             </w:tcMar>
+          </w:tcPr>
+          <w:p>
+            <w:pPr>
+              <w:pStyle w:val="Compact"/>
+              <w:spacing w:before="0" w:after="40" w:line="264" w:lineRule="auto"/>
+              <w:jc w:val="left"/>
+            </w:pPr>
+            <w:r>
+              <w:rPr>
+                <w:rFonts w:ascii="Calibri" w:hAnsi="Calibri"/>
+                <w:sz w:val="18"/>
+              </w:rPr>
+              <w:t xml:space="preserve">Dashboard</w:t>
+            </w:r>
+            <w:r>
+              <w:rPr>
+                <w:rFonts w:ascii="Calibri" w:hAnsi="Calibri"/>
+                <w:sz w:val="18"/>
+              </w:rPr>
+              <w:t xml:space="preserve"> </w:t>
+            </w:r>
+            <w:r>
+              <w:rPr>
+                <w:rStyle w:val="VerbatimChar"/>
+                <w:rFonts w:ascii="Calibri" w:hAnsi="Calibri"/>
+                <w:sz w:val="18"/>
+              </w:rPr>
+              <w:t xml:space="preserve">todayTransactionCount</w:t>
+            </w:r>
+            <w:r>
+              <w:rPr>
+                <w:rFonts w:ascii="Calibri" w:hAnsi="Calibri"/>
+                <w:sz w:val="18"/>
+              </w:rPr>
+              <w:t xml:space="preserve">;</w:t>
+            </w:r>
+            <w:r>
+              <w:rPr>
+                <w:rFonts w:ascii="Calibri" w:hAnsi="Calibri"/>
+                <w:sz w:val="18"/>
+              </w:rPr>
+              <w:t xml:space="preserve"> </w:t>
+            </w:r>
+            <w:r>
+              <w:rPr>
+                <w:rFonts w:ascii="Calibri" w:hAnsi="Calibri"/>
+                <w:sz w:val="18"/>
+              </w:rPr>
+              <w:t xml:space="preserve">beneficiary-linked transfers</w:t>
+            </w:r>
+          </w:p>
+        </w:tc>
+      </w:tr>
+      <w:tr>
+        <w:tc>
+          <w:tcPr>
             <w:tcMar>
               <w:top w:w="40" w:type="dxa"/>
               <w:bottom w:w="40" w:type="dxa"/>
@@ -1457,12 +1530,24 @@
                 <w:rFonts w:ascii="Calibri" w:hAnsi="Calibri"/>
                 <w:sz w:val="18"/>
               </w:rPr>
-              <w:t xml:space="preserve">CREDIT entry on deposit + open</w:t>
+              <w:t xml:space="preserve">Notification</w:t>
+            </w:r>
+            <w:r>
+              <w:rPr>
+                <w:rFonts w:ascii="Calibri" w:hAnsi="Calibri"/>
+                <w:sz w:val="18"/>
+              </w:rPr>
+              <w:t xml:space="preserve"> </w:t>
+            </w:r>
+            <w:r>
+              <w:rPr>
+                <w:rFonts w:ascii="Calibri" w:hAnsi="Calibri"/>
+                <w:sz w:val="18"/>
+              </w:rPr>
+              <w:t xml:space="preserve">(Implemented)</w:t>
             </w:r>
           </w:p>
         </w:tc>
-      </w:tr>
-      <w:tr>
         <w:tc>
           <w:tcPr>
             <w:tcMar>
@@ -1471,6 +1556,65 @@
               <w:left w:w="60" w:type="dxa"/>
               <w:right w:w="60" w:type="dxa"/>
             </w:tcMar>
+          </w:tcPr>
+          <w:p>
+            <w:pPr>
+              <w:pStyle w:val="Compact"/>
+              <w:spacing w:before="0" w:after="40" w:line="264" w:lineRule="auto"/>
+              <w:jc w:val="left"/>
+            </w:pPr>
+            <w:r>
+              <w:rPr>
+                <w:rStyle w:val="VerbatimChar"/>
+                <w:rFonts w:ascii="Calibri" w:hAnsi="Calibri"/>
+                <w:sz w:val="18"/>
+              </w:rPr>
+              <w:t xml:space="preserve">com.bankone.notification</w:t>
+            </w:r>
+          </w:p>
+        </w:tc>
+        <w:tc>
+          <w:tcPr>
+            <w:tcMar>
+              <w:top w:w="40" w:type="dxa"/>
+              <w:bottom w:w="40" w:type="dxa"/>
+              <w:left w:w="60" w:type="dxa"/>
+              <w:right w:w="60" w:type="dxa"/>
+            </w:tcMar>
+          </w:tcPr>
+          <w:p>
+            <w:pPr>
+              <w:pStyle w:val="Compact"/>
+              <w:spacing w:before="0" w:after="40" w:line="264" w:lineRule="auto"/>
+              <w:jc w:val="left"/>
+            </w:pPr>
+            <w:r>
+              <w:rPr>
+                <w:rFonts w:ascii="Calibri" w:hAnsi="Calibri"/>
+                <w:sz w:val="18"/>
+              </w:rPr>
+              <w:t xml:space="preserve">Notify both transfer parties;</w:t>
+            </w:r>
+            <w:r>
+              <w:rPr>
+                <w:rFonts w:ascii="Calibri" w:hAnsi="Calibri"/>
+                <w:sz w:val="18"/>
+              </w:rPr>
+              <w:t xml:space="preserve"> </w:t>
+            </w:r>
+            <w:r>
+              <w:rPr>
+                <w:rFonts w:ascii="Calibri" w:hAnsi="Calibri"/>
+                <w:sz w:val="18"/>
+              </w:rPr>
+              <w:t xml:space="preserve">transactional outbox</w:t>
+            </w:r>
+          </w:p>
+        </w:tc>
+      </w:tr>
+      <w:tr>
+        <w:tc>
+          <w:tcPr>
             <w:tcMar>
               <w:top w:w="40" w:type="dxa"/>
               <w:bottom w:w="40" w:type="dxa"/>
@@ -1501,12 +1645,6 @@
               <w:left w:w="60" w:type="dxa"/>
               <w:right w:w="60" w:type="dxa"/>
             </w:tcMar>
-            <w:tcMar>
-              <w:top w:w="40" w:type="dxa"/>
-              <w:bottom w:w="40" w:type="dxa"/>
-              <w:left w:w="60" w:type="dxa"/>
-              <w:right w:w="60" w:type="dxa"/>
-            </w:tcMar>
           </w:tcPr>
           <w:p>
             <w:pPr>
@@ -1526,12 +1664,6 @@
         </w:tc>
         <w:tc>
           <w:tcPr>
-            <w:tcMar>
-              <w:top w:w="40" w:type="dxa"/>
-              <w:bottom w:w="40" w:type="dxa"/>
-              <w:left w:w="60" w:type="dxa"/>
-              <w:right w:w="60" w:type="dxa"/>
-            </w:tcMar>
             <w:tcMar>
               <w:top w:w="40" w:type="dxa"/>
               <w:bottom w:w="40" w:type="dxa"/>
@@ -1564,12 +1696,6 @@
               <w:left w:w="60" w:type="dxa"/>
               <w:right w:w="60" w:type="dxa"/>
             </w:tcMar>
-            <w:tcMar>
-              <w:top w:w="40" w:type="dxa"/>
-              <w:bottom w:w="40" w:type="dxa"/>
-              <w:left w:w="60" w:type="dxa"/>
-              <w:right w:w="60" w:type="dxa"/>
-            </w:tcMar>
           </w:tcPr>
           <w:p>
             <w:pPr>
@@ -1588,12 +1714,6 @@
         </w:tc>
         <w:tc>
           <w:tcPr>
-            <w:tcMar>
-              <w:top w:w="40" w:type="dxa"/>
-              <w:bottom w:w="40" w:type="dxa"/>
-              <w:left w:w="60" w:type="dxa"/>
-              <w:right w:w="60" w:type="dxa"/>
-            </w:tcMar>
             <w:tcMar>
               <w:top w:w="40" w:type="dxa"/>
               <w:bottom w:w="40" w:type="dxa"/>
@@ -1619,12 +1739,6 @@
         </w:tc>
         <w:tc>
           <w:tcPr>
-            <w:tcMar>
-              <w:top w:w="40" w:type="dxa"/>
-              <w:bottom w:w="40" w:type="dxa"/>
-              <w:left w:w="60" w:type="dxa"/>
-              <w:right w:w="60" w:type="dxa"/>
-            </w:tcMar>
             <w:tcMar>
               <w:top w:w="40" w:type="dxa"/>
               <w:bottom w:w="40" w:type="dxa"/>
@@ -1671,12 +1785,6 @@
               <w:left w:w="60" w:type="dxa"/>
               <w:right w:w="60" w:type="dxa"/>
             </w:tcMar>
-            <w:tcMar>
-              <w:top w:w="40" w:type="dxa"/>
-              <w:bottom w:w="40" w:type="dxa"/>
-              <w:left w:w="60" w:type="dxa"/>
-              <w:right w:w="60" w:type="dxa"/>
-            </w:tcMar>
           </w:tcPr>
           <w:p>
             <w:pPr>
@@ -1695,12 +1803,6 @@
         </w:tc>
         <w:tc>
           <w:tcPr>
-            <w:tcMar>
-              <w:top w:w="40" w:type="dxa"/>
-              <w:bottom w:w="40" w:type="dxa"/>
-              <w:left w:w="60" w:type="dxa"/>
-              <w:right w:w="60" w:type="dxa"/>
-            </w:tcMar>
             <w:tcMar>
               <w:top w:w="40" w:type="dxa"/>
               <w:bottom w:w="40" w:type="dxa"/>
@@ -1726,12 +1828,6 @@
         </w:tc>
         <w:tc>
           <w:tcPr>
-            <w:tcMar>
-              <w:top w:w="40" w:type="dxa"/>
-              <w:bottom w:w="40" w:type="dxa"/>
-              <w:left w:w="60" w:type="dxa"/>
-              <w:right w:w="60" w:type="dxa"/>
-            </w:tcMar>
             <w:tcMar>
               <w:top w:w="40" w:type="dxa"/>
               <w:bottom w:w="40" w:type="dxa"/>

--- a/docs/EXTENSION_GUIDE.docx
+++ b/docs/EXTENSION_GUIDE.docx
@@ -10,7 +10,7 @@
         <w:t xml:space="preserve">EXTENSION_GUIDE</w:t>
       </w:r>
     </w:p>
-    <w:bookmarkStart w:id="16" w:name="extension-guide"/>
+    <w:bookmarkStart w:id="18" w:name="extension-guide"/>
     <w:p>
       <w:pPr>
         <w:pStyle w:val="Heading1"/>
@@ -35,8 +35,6 @@
           <w:ilvl w:val="0"/>
           <w:numId w:val="1001"/>
         </w:numPr>
-        <w:spacing w:after="160" w:line="276" w:lineRule="auto"/>
-        <w:jc w:val="left"/>
       </w:pPr>
       <w:r>
         <w:t xml:space="preserve">Create package under</w:t>
@@ -127,8 +125,6 @@
           <w:ilvl w:val="0"/>
           <w:numId w:val="1001"/>
         </w:numPr>
-        <w:spacing w:after="160" w:line="276" w:lineRule="auto"/>
-        <w:jc w:val="left"/>
       </w:pPr>
       <w:r>
         <w:t xml:space="preserve">Wire Spring components (</w:t>
@@ -174,8 +170,6 @@
           <w:ilvl w:val="0"/>
           <w:numId w:val="1001"/>
         </w:numPr>
-        <w:spacing w:after="160" w:line="276" w:lineRule="auto"/>
-        <w:jc w:val="left"/>
       </w:pPr>
       <w:r>
         <w:t xml:space="preserve">Add</w:t>
@@ -215,8 +209,6 @@
           <w:ilvl w:val="0"/>
           <w:numId w:val="1001"/>
         </w:numPr>
-        <w:spacing w:after="160" w:line="276" w:lineRule="auto"/>
-        <w:jc w:val="left"/>
       </w:pPr>
       <w:r>
         <w:t xml:space="preserve">Add entity → verify Hibernate update / add Flyway later.</w:t>
@@ -229,8 +221,6 @@
           <w:ilvl w:val="0"/>
           <w:numId w:val="1001"/>
         </w:numPr>
-        <w:spacing w:after="160" w:line="276" w:lineRule="auto"/>
-        <w:jc w:val="left"/>
       </w:pPr>
       <w:r>
         <w:t xml:space="preserve">Seed data via</w:t>
@@ -258,8 +248,6 @@
           <w:ilvl w:val="0"/>
           <w:numId w:val="1001"/>
         </w:numPr>
-        <w:spacing w:after="160" w:line="276" w:lineRule="auto"/>
-        <w:jc w:val="left"/>
       </w:pPr>
       <w:r>
         <w:t xml:space="preserve">Document: new</w:t>
@@ -300,8 +288,6 @@
           <w:ilvl w:val="0"/>
           <w:numId w:val="1002"/>
         </w:numPr>
-        <w:spacing w:after="160" w:line="276" w:lineRule="auto"/>
-        <w:jc w:val="left"/>
       </w:pPr>
       <w:r>
         <w:t xml:space="preserve">Generate/create under</w:t>
@@ -326,8 +312,6 @@
           <w:ilvl w:val="0"/>
           <w:numId w:val="1002"/>
         </w:numPr>
-        <w:spacing w:after="160" w:line="276" w:lineRule="auto"/>
-        <w:jc w:val="left"/>
       </w:pPr>
       <w:r>
         <w:t xml:space="preserve">Add route in</w:t>
@@ -382,8 +366,6 @@
           <w:ilvl w:val="0"/>
           <w:numId w:val="1002"/>
         </w:numPr>
-        <w:spacing w:after="160" w:line="276" w:lineRule="auto"/>
-        <w:jc w:val="left"/>
       </w:pPr>
       <w:r>
         <w:t xml:space="preserve">Add sidebar entry in</w:t>
@@ -432,8 +414,6 @@
           <w:ilvl w:val="0"/>
           <w:numId w:val="1002"/>
         </w:numPr>
-        <w:spacing w:after="160" w:line="276" w:lineRule="auto"/>
-        <w:jc w:val="left"/>
       </w:pPr>
       <w:r>
         <w:t xml:space="preserve">Add</w:t>
@@ -461,8 +441,6 @@
           <w:ilvl w:val="0"/>
           <w:numId w:val="1002"/>
         </w:numPr>
-        <w:spacing w:after="160" w:line="276" w:lineRule="auto"/>
-        <w:jc w:val="left"/>
       </w:pPr>
       <w:r>
         <w:t xml:space="preserve">Update module docs + CHANGELOG.</w:t>
@@ -481,17 +459,9 @@
     <w:tbl>
       <w:tblPr>
         <w:tblStyle w:val="Table"/>
-        <w:tblW w:type="pct" w:w="5000"/>
-        <w:tblLayout w:type="autofit"/>
+        <w:tblW w:type="pct" w:w="4236"/>
+        <w:tblLayout w:type="fixed"/>
         <w:tblLook w:firstRow="1" w:lastRow="0" w:firstColumn="0" w:lastColumn="0" w:noHBand="0" w:noVBand="0" w:val="0020"/>
-        <w:tblBorders>
-          <w:top w:val="single" w:sz="4" w:space="0" w:color="CBD5E0"/>
-          <w:left w:val="single" w:sz="4" w:space="0" w:color="CBD5E0"/>
-          <w:bottom w:val="single" w:sz="4" w:space="0" w:color="CBD5E0"/>
-          <w:right w:val="single" w:sz="4" w:space="0" w:color="CBD5E0"/>
-          <w:insideH w:val="single" w:sz="4" w:space="0" w:color="CBD5E0"/>
-          <w:insideV w:val="single" w:sz="4" w:space="0" w:color="CBD5E0"/>
-        </w:tblBorders>
       </w:tblPr>
       <w:tblGrid>
         <w:gridCol w:w="1430"/>
@@ -502,55 +472,25 @@
           <w:tblHeader w:val="on"/>
         </w:trPr>
         <w:tc>
-          <w:tcPr>
-            <w:tcMar>
-              <w:top w:w="40" w:type="dxa"/>
-              <w:bottom w:w="40" w:type="dxa"/>
-              <w:left w:w="60" w:type="dxa"/>
-              <w:right w:w="60" w:type="dxa"/>
-            </w:tcMar>
-            <w:shd w:fill="1A365D" w:val="clear"/>
-          </w:tcPr>
+          <w:tcPr/>
           <w:p>
             <w:pPr>
               <w:pStyle w:val="Compact"/>
-              <w:spacing w:before="0" w:after="40" w:line="264" w:lineRule="auto"/>
               <w:jc w:val="left"/>
             </w:pPr>
             <w:r>
-              <w:rPr>
-                <w:rFonts w:ascii="Calibri" w:hAnsi="Calibri"/>
-                <w:b/>
-                <w:color w:val="FFFFFF"/>
-                <w:sz w:val="18"/>
-              </w:rPr>
               <w:t xml:space="preserve">Goal</w:t>
             </w:r>
           </w:p>
         </w:tc>
         <w:tc>
-          <w:tcPr>
-            <w:tcMar>
-              <w:top w:w="40" w:type="dxa"/>
-              <w:bottom w:w="40" w:type="dxa"/>
-              <w:left w:w="60" w:type="dxa"/>
-              <w:right w:w="60" w:type="dxa"/>
-            </w:tcMar>
-            <w:shd w:fill="1A365D" w:val="clear"/>
-          </w:tcPr>
+          <w:tcPr/>
           <w:p>
             <w:pPr>
               <w:pStyle w:val="Compact"/>
-              <w:spacing w:before="0" w:after="40" w:line="264" w:lineRule="auto"/>
               <w:jc w:val="left"/>
             </w:pPr>
             <w:r>
-              <w:rPr>
-                <w:rFonts w:ascii="Calibri" w:hAnsi="Calibri"/>
-                <w:b/>
-                <w:color w:val="FFFFFF"/>
-                <w:sz w:val="18"/>
-              </w:rPr>
               <w:t xml:space="preserve">Recommended approach</w:t>
             </w:r>
           </w:p>
@@ -558,120 +498,58 @@
       </w:tr>
       <w:tr>
         <w:tc>
-          <w:tcPr>
-            <w:tcMar>
-              <w:top w:w="40" w:type="dxa"/>
-              <w:bottom w:w="40" w:type="dxa"/>
-              <w:left w:w="60" w:type="dxa"/>
-              <w:right w:w="60" w:type="dxa"/>
-            </w:tcMar>
-          </w:tcPr>
+          <w:tcPr/>
           <w:p>
             <w:pPr>
               <w:pStyle w:val="Compact"/>
-              <w:spacing w:before="0" w:after="40" w:line="264" w:lineRule="auto"/>
               <w:jc w:val="left"/>
             </w:pPr>
             <w:r>
-              <w:rPr>
-                <w:rFonts w:ascii="Calibri" w:hAnsi="Calibri"/>
-                <w:sz w:val="18"/>
-              </w:rPr>
               <w:t xml:space="preserve">New account</w:t>
             </w:r>
             <w:r>
-              <w:rPr>
-                <w:rFonts w:ascii="Calibri" w:hAnsi="Calibri"/>
-                <w:sz w:val="18"/>
-              </w:rPr>
               <w:t xml:space="preserve"> </w:t>
             </w:r>
             <w:r>
-              <w:rPr>
-                <w:rFonts w:ascii="Calibri" w:hAnsi="Calibri"/>
-                <w:sz w:val="18"/>
-              </w:rPr>
               <w:t xml:space="preserve">type</w:t>
             </w:r>
           </w:p>
         </w:tc>
         <w:tc>
-          <w:tcPr>
-            <w:tcMar>
-              <w:top w:w="40" w:type="dxa"/>
-              <w:bottom w:w="40" w:type="dxa"/>
-              <w:left w:w="60" w:type="dxa"/>
-              <w:right w:w="60" w:type="dxa"/>
-            </w:tcMar>
-          </w:tcPr>
+          <w:tcPr/>
           <w:p>
             <w:pPr>
               <w:pStyle w:val="Compact"/>
-              <w:spacing w:before="0" w:after="40" w:line="264" w:lineRule="auto"/>
               <w:jc w:val="left"/>
             </w:pPr>
             <w:r>
-              <w:rPr>
-                <w:rFonts w:ascii="Calibri" w:hAnsi="Calibri"/>
-                <w:sz w:val="18"/>
-              </w:rPr>
               <w:t xml:space="preserve">Add</w:t>
             </w:r>
             <w:r>
-              <w:rPr>
-                <w:rFonts w:ascii="Calibri" w:hAnsi="Calibri"/>
-                <w:sz w:val="18"/>
-              </w:rPr>
               <w:t xml:space="preserve"> </w:t>
             </w:r>
             <w:r>
               <w:rPr>
                 <w:rStyle w:val="VerbatimChar"/>
-                <w:rFonts w:ascii="Calibri" w:hAnsi="Calibri"/>
-                <w:sz w:val="18"/>
               </w:rPr>
               <w:t xml:space="preserve">AccountType</w:t>
             </w:r>
             <w:r>
-              <w:rPr>
-                <w:rFonts w:ascii="Calibri" w:hAnsi="Calibri"/>
-                <w:sz w:val="18"/>
-              </w:rPr>
               <w:t xml:space="preserve"> </w:t>
             </w:r>
             <w:r>
-              <w:rPr>
-                <w:rFonts w:ascii="Calibri" w:hAnsi="Calibri"/>
-                <w:sz w:val="18"/>
-              </w:rPr>
               <w:t xml:space="preserve">enum value + policy seed + UI</w:t>
             </w:r>
             <w:r>
-              <w:rPr>
-                <w:rFonts w:ascii="Calibri" w:hAnsi="Calibri"/>
-                <w:sz w:val="18"/>
-              </w:rPr>
               <w:t xml:space="preserve"> </w:t>
             </w:r>
             <w:r>
-              <w:rPr>
-                <w:rFonts w:ascii="Calibri" w:hAnsi="Calibri"/>
-                <w:sz w:val="18"/>
-              </w:rPr>
               <w:t xml:space="preserve">label; do not invent numbers without generator</w:t>
             </w:r>
             <w:r>
-              <w:rPr>
-                <w:rFonts w:ascii="Calibri" w:hAnsi="Calibri"/>
-                <w:sz w:val="18"/>
-              </w:rPr>
               <w:t xml:space="preserve"> </w:t>
             </w:r>
             <w:r>
-              <w:rPr>
-                <w:rFonts w:ascii="Calibri" w:hAnsi="Calibri"/>
-                <w:sz w:val="18"/>
-              </w:rPr>
               <w:t xml:space="preserve">update</w:t>
             </w:r>
           </w:p>
@@ -679,106 +557,52 @@
       </w:tr>
       <w:tr>
         <w:tc>
-          <w:tcPr>
-            <w:tcMar>
-              <w:top w:w="40" w:type="dxa"/>
-              <w:bottom w:w="40" w:type="dxa"/>
-              <w:left w:w="60" w:type="dxa"/>
-              <w:right w:w="60" w:type="dxa"/>
-            </w:tcMar>
-          </w:tcPr>
+          <w:tcPr/>
           <w:p>
             <w:pPr>
               <w:pStyle w:val="Compact"/>
-              <w:spacing w:before="0" w:after="40" w:line="264" w:lineRule="auto"/>
               <w:jc w:val="left"/>
             </w:pPr>
             <w:r>
-              <w:rPr>
-                <w:rFonts w:ascii="Calibri" w:hAnsi="Calibri"/>
-                <w:sz w:val="18"/>
-              </w:rPr>
               <w:t xml:space="preserve">Opening</w:t>
             </w:r>
             <w:r>
-              <w:rPr>
-                <w:rFonts w:ascii="Calibri" w:hAnsi="Calibri"/>
-                <w:sz w:val="18"/>
-              </w:rPr>
               <w:t xml:space="preserve"> </w:t>
             </w:r>
             <w:r>
-              <w:rPr>
-                <w:rFonts w:ascii="Calibri" w:hAnsi="Calibri"/>
-                <w:sz w:val="18"/>
-              </w:rPr>
               <w:t xml:space="preserve">deposit</w:t>
             </w:r>
             <w:r>
-              <w:rPr>
-                <w:rFonts w:ascii="Calibri" w:hAnsi="Calibri"/>
-                <w:sz w:val="18"/>
-              </w:rPr>
               <w:t xml:space="preserve"> </w:t>
             </w:r>
             <w:r>
-              <w:rPr>
-                <w:rFonts w:ascii="Calibri" w:hAnsi="Calibri"/>
-                <w:sz w:val="18"/>
-              </w:rPr>
               <w:t xml:space="preserve">change</w:t>
             </w:r>
           </w:p>
         </w:tc>
         <w:tc>
-          <w:tcPr>
-            <w:tcMar>
-              <w:top w:w="40" w:type="dxa"/>
-              <w:bottom w:w="40" w:type="dxa"/>
-              <w:left w:w="60" w:type="dxa"/>
-              <w:right w:w="60" w:type="dxa"/>
-            </w:tcMar>
-          </w:tcPr>
+          <w:tcPr/>
           <w:p>
             <w:pPr>
               <w:pStyle w:val="Compact"/>
-              <w:spacing w:before="0" w:after="40" w:line="264" w:lineRule="auto"/>
               <w:jc w:val="left"/>
             </w:pPr>
             <w:r>
-              <w:rPr>
-                <w:rFonts w:ascii="Calibri" w:hAnsi="Calibri"/>
-                <w:sz w:val="18"/>
-              </w:rPr>
               <w:t xml:space="preserve">Prefer</w:t>
             </w:r>
             <w:r>
-              <w:rPr>
-                <w:rFonts w:ascii="Calibri" w:hAnsi="Calibri"/>
-                <w:sz w:val="18"/>
-              </w:rPr>
               <w:t xml:space="preserve"> </w:t>
             </w:r>
             <w:r>
               <w:rPr>
                 <w:rStyle w:val="VerbatimChar"/>
-                <w:rFonts w:ascii="Calibri" w:hAnsi="Calibri"/>
-                <w:sz w:val="18"/>
               </w:rPr>
               <w:t xml:space="preserve">account_policy</w:t>
             </w:r>
             <w:r>
-              <w:rPr>
-                <w:rFonts w:ascii="Calibri" w:hAnsi="Calibri"/>
-                <w:sz w:val="18"/>
-              </w:rPr>
               <w:t xml:space="preserve"> </w:t>
             </w:r>
             <w:r>
-              <w:rPr>
-                <w:rFonts w:ascii="Calibri" w:hAnsi="Calibri"/>
-                <w:sz w:val="18"/>
-              </w:rPr>
               <w:t xml:space="preserve">row over hardcoding</w:t>
             </w:r>
           </w:p>
@@ -786,120 +610,58 @@
       </w:tr>
       <w:tr>
         <w:tc>
-          <w:tcPr>
-            <w:tcMar>
-              <w:top w:w="40" w:type="dxa"/>
-              <w:bottom w:w="40" w:type="dxa"/>
-              <w:left w:w="60" w:type="dxa"/>
-              <w:right w:w="60" w:type="dxa"/>
-            </w:tcMar>
-          </w:tcPr>
+          <w:tcPr/>
           <w:p>
             <w:pPr>
               <w:pStyle w:val="Compact"/>
-              <w:spacing w:before="0" w:after="40" w:line="264" w:lineRule="auto"/>
               <w:jc w:val="left"/>
             </w:pPr>
             <w:r>
-              <w:rPr>
-                <w:rFonts w:ascii="Calibri" w:hAnsi="Calibri"/>
-                <w:sz w:val="18"/>
-              </w:rPr>
               <w:t xml:space="preserve">Ledger /</w:t>
             </w:r>
             <w:r>
-              <w:rPr>
-                <w:rFonts w:ascii="Calibri" w:hAnsi="Calibri"/>
-                <w:sz w:val="18"/>
-              </w:rPr>
               <w:t xml:space="preserve"> </w:t>
             </w:r>
             <w:r>
-              <w:rPr>
-                <w:rFonts w:ascii="Calibri" w:hAnsi="Calibri"/>
-                <w:sz w:val="18"/>
-              </w:rPr>
               <w:t xml:space="preserve">money move</w:t>
             </w:r>
           </w:p>
         </w:tc>
         <w:tc>
-          <w:tcPr>
-            <w:tcMar>
-              <w:top w:w="40" w:type="dxa"/>
-              <w:bottom w:w="40" w:type="dxa"/>
-              <w:left w:w="60" w:type="dxa"/>
-              <w:right w:w="60" w:type="dxa"/>
-            </w:tcMar>
-          </w:tcPr>
+          <w:tcPr/>
           <w:p>
             <w:pPr>
               <w:pStyle w:val="Compact"/>
-              <w:spacing w:before="0" w:after="40" w:line="264" w:lineRule="auto"/>
               <w:jc w:val="left"/>
             </w:pPr>
             <w:r>
-              <w:rPr>
-                <w:rFonts w:ascii="Calibri" w:hAnsi="Calibri"/>
-                <w:sz w:val="18"/>
-              </w:rPr>
               <w:t xml:space="preserve">Already via</w:t>
             </w:r>
             <w:r>
-              <w:rPr>
-                <w:rFonts w:ascii="Calibri" w:hAnsi="Calibri"/>
-                <w:sz w:val="18"/>
-              </w:rPr>
               <w:t xml:space="preserve"> </w:t>
             </w:r>
             <w:r>
               <w:rPr>
                 <w:rStyle w:val="VerbatimChar"/>
-                <w:rFonts w:ascii="Calibri" w:hAnsi="Calibri"/>
-                <w:sz w:val="18"/>
               </w:rPr>
               <w:t xml:space="preserve">TransactionService.record</w:t>
             </w:r>
             <w:r>
-              <w:rPr>
-                <w:rFonts w:ascii="Calibri" w:hAnsi="Calibri"/>
-                <w:sz w:val="18"/>
-              </w:rPr>
               <w:t xml:space="preserve"> </w:t>
             </w:r>
             <w:r>
-              <w:rPr>
-                <w:rFonts w:ascii="Calibri" w:hAnsi="Calibri"/>
-                <w:sz w:val="18"/>
-              </w:rPr>
               <w:t xml:space="preserve">on</w:t>
             </w:r>
             <w:r>
-              <w:rPr>
-                <w:rFonts w:ascii="Calibri" w:hAnsi="Calibri"/>
-                <w:sz w:val="18"/>
-              </w:rPr>
               <w:t xml:space="preserve"> </w:t>
             </w:r>
             <w:r>
-              <w:rPr>
-                <w:rFonts w:ascii="Calibri" w:hAnsi="Calibri"/>
-                <w:sz w:val="18"/>
-              </w:rPr>
               <w:t xml:space="preserve">open/deposit/withdraw/transfer; extend types /</w:t>
             </w:r>
             <w:r>
-              <w:rPr>
-                <w:rFonts w:ascii="Calibri" w:hAnsi="Calibri"/>
-                <w:sz w:val="18"/>
-              </w:rPr>
               <w:t xml:space="preserve"> </w:t>
             </w:r>
             <w:r>
-              <w:rPr>
-                <w:rFonts w:ascii="Calibri" w:hAnsi="Calibri"/>
-                <w:sz w:val="18"/>
-              </w:rPr>
               <w:t xml:space="preserve">narrations carefully</w:t>
             </w:r>
           </w:p>
@@ -907,92 +669,46 @@
       </w:tr>
       <w:tr>
         <w:tc>
-          <w:tcPr>
-            <w:tcMar>
-              <w:top w:w="40" w:type="dxa"/>
-              <w:bottom w:w="40" w:type="dxa"/>
-              <w:left w:w="60" w:type="dxa"/>
-              <w:right w:w="60" w:type="dxa"/>
-            </w:tcMar>
-          </w:tcPr>
+          <w:tcPr/>
           <w:p>
             <w:pPr>
               <w:pStyle w:val="Compact"/>
-              <w:spacing w:before="0" w:after="40" w:line="264" w:lineRule="auto"/>
               <w:jc w:val="left"/>
             </w:pPr>
             <w:r>
-              <w:rPr>
-                <w:rFonts w:ascii="Calibri" w:hAnsi="Calibri"/>
-                <w:sz w:val="18"/>
-              </w:rPr>
               <w:t xml:space="preserve">Notify on</w:t>
             </w:r>
             <w:r>
-              <w:rPr>
-                <w:rFonts w:ascii="Calibri" w:hAnsi="Calibri"/>
-                <w:sz w:val="18"/>
-              </w:rPr>
               <w:t xml:space="preserve"> </w:t>
             </w:r>
             <w:r>
-              <w:rPr>
-                <w:rFonts w:ascii="Calibri" w:hAnsi="Calibri"/>
-                <w:sz w:val="18"/>
-              </w:rPr>
               <w:t xml:space="preserve">new action</w:t>
             </w:r>
           </w:p>
         </w:tc>
         <w:tc>
-          <w:tcPr>
-            <w:tcMar>
-              <w:top w:w="40" w:type="dxa"/>
-              <w:bottom w:w="40" w:type="dxa"/>
-              <w:left w:w="60" w:type="dxa"/>
-              <w:right w:w="60" w:type="dxa"/>
-            </w:tcMar>
-          </w:tcPr>
+          <w:tcPr/>
           <w:p>
             <w:pPr>
               <w:pStyle w:val="Compact"/>
-              <w:spacing w:before="0" w:after="40" w:line="264" w:lineRule="auto"/>
               <w:jc w:val="left"/>
             </w:pPr>
             <w:r>
-              <w:rPr>
-                <w:rFonts w:ascii="Calibri" w:hAnsi="Calibri"/>
-                <w:sz w:val="18"/>
-              </w:rPr>
               <w:t xml:space="preserve">Add publish site in service after save; reuse</w:t>
             </w:r>
             <w:r>
-              <w:rPr>
-                <w:rFonts w:ascii="Calibri" w:hAnsi="Calibri"/>
-                <w:sz w:val="18"/>
-              </w:rPr>
               <w:t xml:space="preserve"> </w:t>
             </w:r>
             <w:r>
               <w:rPr>
                 <w:rStyle w:val="VerbatimChar"/>
-                <w:rFonts w:ascii="Calibri" w:hAnsi="Calibri"/>
-                <w:sz w:val="18"/>
               </w:rPr>
               <w:t xml:space="preserve">BankActionEvent</w:t>
             </w:r>
             <w:r>
-              <w:rPr>
-                <w:rFonts w:ascii="Calibri" w:hAnsi="Calibri"/>
-                <w:sz w:val="18"/>
-              </w:rPr>
               <w:t xml:space="preserve"> </w:t>
             </w:r>
             <w:r>
-              <w:rPr>
-                <w:rFonts w:ascii="Calibri" w:hAnsi="Calibri"/>
-                <w:sz w:val="18"/>
-              </w:rPr>
               <w:t xml:space="preserve">+ composer (see Notification)</w:t>
             </w:r>
           </w:p>
@@ -1000,121 +716,61 @@
       </w:tr>
       <w:tr>
         <w:tc>
-          <w:tcPr>
-            <w:tcMar>
-              <w:top w:w="40" w:type="dxa"/>
-              <w:bottom w:w="40" w:type="dxa"/>
-              <w:left w:w="60" w:type="dxa"/>
-              <w:right w:w="60" w:type="dxa"/>
-            </w:tcMar>
-          </w:tcPr>
+          <w:tcPr/>
           <w:p>
             <w:pPr>
               <w:pStyle w:val="Compact"/>
-              <w:spacing w:before="0" w:after="40" w:line="264" w:lineRule="auto"/>
               <w:jc w:val="left"/>
             </w:pPr>
             <w:r>
-              <w:rPr>
-                <w:rFonts w:ascii="Calibri" w:hAnsi="Calibri"/>
-                <w:sz w:val="18"/>
-              </w:rPr>
               <w:t xml:space="preserve">Branch</w:t>
             </w:r>
             <w:r>
-              <w:rPr>
-                <w:rFonts w:ascii="Calibri" w:hAnsi="Calibri"/>
-                <w:sz w:val="18"/>
-              </w:rPr>
               <w:t xml:space="preserve"> </w:t>
             </w:r>
             <w:r>
-              <w:rPr>
-                <w:rFonts w:ascii="Calibri" w:hAnsi="Calibri"/>
-                <w:sz w:val="18"/>
-              </w:rPr>
               <w:t xml:space="preserve">master</w:t>
             </w:r>
           </w:p>
         </w:tc>
         <w:tc>
-          <w:tcPr>
-            <w:tcMar>
-              <w:top w:w="40" w:type="dxa"/>
-              <w:bottom w:w="40" w:type="dxa"/>
-              <w:left w:w="60" w:type="dxa"/>
-              <w:right w:w="60" w:type="dxa"/>
-            </w:tcMar>
-          </w:tcPr>
+          <w:tcPr/>
           <w:p>
             <w:pPr>
               <w:pStyle w:val="Compact"/>
-              <w:spacing w:before="0" w:after="40" w:line="264" w:lineRule="auto"/>
               <w:jc w:val="left"/>
             </w:pPr>
             <w:r>
-              <w:rPr>
-                <w:rFonts w:ascii="Calibri" w:hAnsi="Calibri"/>
-                <w:sz w:val="18"/>
-              </w:rPr>
               <w:t xml:space="preserve">New</w:t>
             </w:r>
             <w:r>
-              <w:rPr>
-                <w:rFonts w:ascii="Calibri" w:hAnsi="Calibri"/>
-                <w:sz w:val="18"/>
-              </w:rPr>
               <w:t xml:space="preserve"> </w:t>
             </w:r>
             <w:r>
               <w:rPr>
                 <w:rStyle w:val="VerbatimChar"/>
-                <w:rFonts w:ascii="Calibri" w:hAnsi="Calibri"/>
-                <w:sz w:val="18"/>
               </w:rPr>
               <w:t xml:space="preserve">branch</w:t>
             </w:r>
             <w:r>
-              <w:rPr>
-                <w:rFonts w:ascii="Calibri" w:hAnsi="Calibri"/>
-                <w:sz w:val="18"/>
-              </w:rPr>
               <w:t xml:space="preserve"> </w:t>
             </w:r>
             <w:r>
-              <w:rPr>
-                <w:rFonts w:ascii="Calibri" w:hAnsi="Calibri"/>
-                <w:sz w:val="18"/>
-              </w:rPr>
               <w:t xml:space="preserve">table; replace free-text</w:t>
             </w:r>
             <w:r>
-              <w:rPr>
-                <w:rFonts w:ascii="Calibri" w:hAnsi="Calibri"/>
-                <w:sz w:val="18"/>
-              </w:rPr>
               <w:t xml:space="preserve"> </w:t>
             </w:r>
             <w:r>
               <w:rPr>
                 <w:rStyle w:val="VerbatimChar"/>
-                <w:rFonts w:ascii="Calibri" w:hAnsi="Calibri"/>
-                <w:sz w:val="18"/>
               </w:rPr>
               <w:t xml:space="preserve">branchCode</w:t>
             </w:r>
             <w:r>
-              <w:rPr>
-                <w:rFonts w:ascii="Calibri" w:hAnsi="Calibri"/>
-                <w:sz w:val="18"/>
-              </w:rPr>
               <w:t xml:space="preserve"> </w:t>
             </w:r>
             <w:r>
-              <w:rPr>
-                <w:rFonts w:ascii="Calibri" w:hAnsi="Calibri"/>
-                <w:sz w:val="18"/>
-              </w:rPr>
               <w:t xml:space="preserve">gradually</w:t>
             </w:r>
           </w:p>
@@ -1138,8 +794,6 @@
           <w:ilvl w:val="0"/>
           <w:numId w:val="1003"/>
         </w:numPr>
-        <w:spacing w:after="160" w:line="276" w:lineRule="auto"/>
-        <w:jc w:val="left"/>
       </w:pPr>
       <w:r>
         <w:t xml:space="preserve">Put roles in matchers early.</w:t>
@@ -1152,8 +806,6 @@
           <w:ilvl w:val="0"/>
           <w:numId w:val="1003"/>
         </w:numPr>
-        <w:spacing w:after="160" w:line="276" w:lineRule="auto"/>
-        <w:jc w:val="left"/>
       </w:pPr>
       <w:r>
         <w:t xml:space="preserve">Prefer method security</w:t>
@@ -1181,8 +833,6 @@
           <w:ilvl w:val="0"/>
           <w:numId w:val="1003"/>
         </w:numPr>
-        <w:spacing w:after="160" w:line="276" w:lineRule="auto"/>
-        <w:jc w:val="left"/>
       </w:pPr>
       <w:r>
         <w:t xml:space="preserve">Keep JWT secret out of git for production (deferred hardening).</w:t>
@@ -1201,8 +851,6 @@
     <w:p>
       <w:pPr>
         <w:pStyle w:val="FirstParagraph"/>
-        <w:spacing w:after="160" w:line="276" w:lineRule="auto"/>
-        <w:jc w:val="left"/>
       </w:pPr>
       <w:r>
         <w:t xml:space="preserve">Today:</w:t>
@@ -1281,17 +929,9 @@
     <w:tbl>
       <w:tblPr>
         <w:tblStyle w:val="Table"/>
-        <w:tblW w:type="pct" w:w="5000"/>
-        <w:tblLayout w:type="autofit"/>
+        <w:tblW w:type="pct" w:w="4867"/>
+        <w:tblLayout w:type="fixed"/>
         <w:tblLook w:firstRow="1" w:lastRow="0" w:firstColumn="0" w:lastColumn="0" w:noHBand="0" w:noVBand="0" w:val="0020"/>
-        <w:tblBorders>
-          <w:top w:val="single" w:sz="4" w:space="0" w:color="CBD5E0"/>
-          <w:left w:val="single" w:sz="4" w:space="0" w:color="CBD5E0"/>
-          <w:bottom w:val="single" w:sz="4" w:space="0" w:color="CBD5E0"/>
-          <w:right w:val="single" w:sz="4" w:space="0" w:color="CBD5E0"/>
-          <w:insideH w:val="single" w:sz="4" w:space="0" w:color="CBD5E0"/>
-          <w:insideV w:val="single" w:sz="4" w:space="0" w:color="CBD5E0"/>
-        </w:tblBorders>
       </w:tblPr>
       <w:tblGrid>
         <w:gridCol w:w="1478"/>
@@ -1303,82 +943,37 @@
           <w:tblHeader w:val="on"/>
         </w:trPr>
         <w:tc>
-          <w:tcPr>
-            <w:tcMar>
-              <w:top w:w="40" w:type="dxa"/>
-              <w:bottom w:w="40" w:type="dxa"/>
-              <w:left w:w="60" w:type="dxa"/>
-              <w:right w:w="60" w:type="dxa"/>
-            </w:tcMar>
-            <w:shd w:fill="1A365D" w:val="clear"/>
-          </w:tcPr>
+          <w:tcPr/>
           <w:p>
             <w:pPr>
               <w:pStyle w:val="Compact"/>
-              <w:spacing w:before="0" w:after="40" w:line="264" w:lineRule="auto"/>
               <w:jc w:val="left"/>
             </w:pPr>
             <w:r>
-              <w:rPr>
-                <w:rFonts w:ascii="Calibri" w:hAnsi="Calibri"/>
-                <w:b/>
-                <w:color w:val="FFFFFF"/>
-                <w:sz w:val="18"/>
-              </w:rPr>
               <w:t xml:space="preserve">Module</w:t>
             </w:r>
           </w:p>
         </w:tc>
         <w:tc>
-          <w:tcPr>
-            <w:tcMar>
-              <w:top w:w="40" w:type="dxa"/>
-              <w:bottom w:w="40" w:type="dxa"/>
-              <w:left w:w="60" w:type="dxa"/>
-              <w:right w:w="60" w:type="dxa"/>
-            </w:tcMar>
-            <w:shd w:fill="1A365D" w:val="clear"/>
-          </w:tcPr>
+          <w:tcPr/>
           <w:p>
             <w:pPr>
               <w:pStyle w:val="Compact"/>
-              <w:spacing w:before="0" w:after="40" w:line="264" w:lineRule="auto"/>
               <w:jc w:val="left"/>
             </w:pPr>
             <w:r>
-              <w:rPr>
-                <w:rFonts w:ascii="Calibri" w:hAnsi="Calibri"/>
-                <w:b/>
-                <w:color w:val="FFFFFF"/>
-                <w:sz w:val="18"/>
-              </w:rPr>
               <w:t xml:space="preserve">Package</w:t>
             </w:r>
           </w:p>
         </w:tc>
         <w:tc>
-          <w:tcPr>
-            <w:tcMar>
-              <w:top w:w="40" w:type="dxa"/>
-              <w:bottom w:w="40" w:type="dxa"/>
-              <w:left w:w="60" w:type="dxa"/>
-              <w:right w:w="60" w:type="dxa"/>
-            </w:tcMar>
-            <w:shd w:fill="1A365D" w:val="clear"/>
-          </w:tcPr>
+          <w:tcPr/>
           <w:p>
             <w:pPr>
               <w:pStyle w:val="Compact"/>
-              <w:spacing w:before="0" w:after="40" w:line="264" w:lineRule="auto"/>
               <w:jc w:val="left"/>
             </w:pPr>
             <w:r>
-              <w:rPr>
-                <w:rFonts w:ascii="Calibri" w:hAnsi="Calibri"/>
-                <w:b/>
-                <w:color w:val="FFFFFF"/>
-                <w:sz w:val="18"/>
-              </w:rPr>
               <w:t xml:space="preserve">Suggested first slice</w:t>
             </w:r>
           </w:p>
@@ -1386,487 +981,298 @@
       </w:tr>
       <w:tr>
         <w:tc>
-          <w:tcPr>
-            <w:tcMar>
-              <w:top w:w="40" w:type="dxa"/>
-              <w:bottom w:w="40" w:type="dxa"/>
-              <w:left w:w="60" w:type="dxa"/>
-              <w:right w:w="60" w:type="dxa"/>
-            </w:tcMar>
-          </w:tcPr>
+          <w:tcPr/>
           <w:p>
             <w:pPr>
               <w:pStyle w:val="Compact"/>
-              <w:spacing w:before="0" w:after="40" w:line="264" w:lineRule="auto"/>
               <w:jc w:val="left"/>
             </w:pPr>
             <w:r>
-              <w:rPr>
-                <w:rFonts w:ascii="Calibri" w:hAnsi="Calibri"/>
-                <w:sz w:val="18"/>
-              </w:rPr>
-              <w:t xml:space="preserve">Transaction</w:t>
-            </w:r>
-            <w:r>
-              <w:rPr>
-                <w:rFonts w:ascii="Calibri" w:hAnsi="Calibri"/>
-                <w:sz w:val="18"/>
-              </w:rPr>
-              <w:t xml:space="preserve"> </w:t>
-            </w:r>
-            <w:r>
-              <w:rPr>
-                <w:rFonts w:ascii="Calibri" w:hAnsi="Calibri"/>
-                <w:sz w:val="18"/>
-              </w:rPr>
-              <w:t xml:space="preserve">(Partial)</w:t>
+              <w:t xml:space="preserve">Branch</w:t>
             </w:r>
           </w:p>
         </w:tc>
         <w:tc>
-          <w:tcPr>
-            <w:tcMar>
-              <w:top w:w="40" w:type="dxa"/>
-              <w:bottom w:w="40" w:type="dxa"/>
-              <w:left w:w="60" w:type="dxa"/>
-              <w:right w:w="60" w:type="dxa"/>
-            </w:tcMar>
-          </w:tcPr>
+          <w:tcPr/>
           <w:p>
             <w:pPr>
               <w:pStyle w:val="Compact"/>
-              <w:spacing w:before="0" w:after="40" w:line="264" w:lineRule="auto"/>
               <w:jc w:val="left"/>
             </w:pPr>
             <w:r>
-              <w:rPr>
-                <w:rStyle w:val="VerbatimChar"/>
-                <w:rFonts w:ascii="Calibri" w:hAnsi="Calibri"/>
-                <w:sz w:val="18"/>
-              </w:rPr>
-              <w:t xml:space="preserve">com.bankone.transaction</w:t>
+              <w:t xml:space="preserve">(none)</w:t>
             </w:r>
           </w:p>
         </w:tc>
         <w:tc>
-          <w:tcPr>
-            <w:tcMar>
-              <w:top w:w="40" w:type="dxa"/>
-              <w:bottom w:w="40" w:type="dxa"/>
-              <w:left w:w="60" w:type="dxa"/>
-              <w:right w:w="60" w:type="dxa"/>
-            </w:tcMar>
-          </w:tcPr>
+          <w:tcPr/>
           <w:p>
             <w:pPr>
               <w:pStyle w:val="Compact"/>
-              <w:spacing w:before="0" w:after="40" w:line="264" w:lineRule="auto"/>
               <w:jc w:val="left"/>
             </w:pPr>
             <w:r>
-              <w:rPr>
-                <w:rFonts w:ascii="Calibri" w:hAnsi="Calibri"/>
-                <w:sz w:val="18"/>
-              </w:rPr>
-              <w:t xml:space="preserve">Dashboard</w:t>
+              <w:t xml:space="preserve">Branch master table + validate</w:t>
             </w:r>
             <w:r>
-              <w:rPr>
-                <w:rFonts w:ascii="Calibri" w:hAnsi="Calibri"/>
-                <w:sz w:val="18"/>
-              </w:rPr>
               <w:t xml:space="preserve"> </w:t>
             </w:r>
             <w:r>
               <w:rPr>
                 <w:rStyle w:val="VerbatimChar"/>
-                <w:rFonts w:ascii="Calibri" w:hAnsi="Calibri"/>
-                <w:sz w:val="18"/>
               </w:rPr>
-              <w:t xml:space="preserve">todayTransactionCount</w:t>
-            </w:r>
-            <w:r>
-              <w:rPr>
-                <w:rFonts w:ascii="Calibri" w:hAnsi="Calibri"/>
-                <w:sz w:val="18"/>
-              </w:rPr>
-              <w:t xml:space="preserve">;</w:t>
-            </w:r>
-            <w:r>
-              <w:rPr>
-                <w:rFonts w:ascii="Calibri" w:hAnsi="Calibri"/>
-                <w:sz w:val="18"/>
-              </w:rPr>
-              <w:t xml:space="preserve"> </w:t>
-            </w:r>
-            <w:r>
-              <w:rPr>
-                <w:rFonts w:ascii="Calibri" w:hAnsi="Calibri"/>
-                <w:sz w:val="18"/>
-              </w:rPr>
-              <w:t xml:space="preserve">beneficiary-linked transfers</w:t>
+              <w:t xml:space="preserve">branchCode</w:t>
             </w:r>
           </w:p>
         </w:tc>
       </w:tr>
       <w:tr>
         <w:tc>
-          <w:tcPr>
-            <w:tcMar>
-              <w:top w:w="40" w:type="dxa"/>
-              <w:bottom w:w="40" w:type="dxa"/>
-              <w:left w:w="60" w:type="dxa"/>
-              <w:right w:w="60" w:type="dxa"/>
-            </w:tcMar>
-          </w:tcPr>
+          <w:tcPr/>
           <w:p>
             <w:pPr>
               <w:pStyle w:val="Compact"/>
-              <w:spacing w:before="0" w:after="40" w:line="264" w:lineRule="auto"/>
+              <w:jc w:val="left"/>
+            </w:pPr>
+            <w:r>
+              <w:t xml:space="preserve">Loan</w:t>
+            </w:r>
+          </w:p>
+        </w:tc>
+        <w:tc>
+          <w:tcPr/>
+          <w:p>
+            <w:pPr>
+              <w:pStyle w:val="Compact"/>
               <w:jc w:val="left"/>
             </w:pPr>
             <w:r>
               <w:rPr>
-                <w:rFonts w:ascii="Calibri" w:hAnsi="Calibri"/>
-                <w:sz w:val="18"/>
+                <w:rStyle w:val="VerbatimChar"/>
               </w:rPr>
+              <w:t xml:space="preserve">AccountType.LOAN</w:t>
+            </w:r>
+            <w:r>
+              <w:t xml:space="preserve"> </w:t>
+            </w:r>
+            <w:r>
+              <w:t xml:space="preserve">only</w:t>
+            </w:r>
+          </w:p>
+        </w:tc>
+        <w:tc>
+          <w:tcPr/>
+          <w:p>
+            <w:pPr>
+              <w:pStyle w:val="Compact"/>
+              <w:jc w:val="left"/>
+            </w:pPr>
+            <w:r>
+              <w:t xml:space="preserve">Loan product / policy seed</w:t>
+            </w:r>
+          </w:p>
+        </w:tc>
+      </w:tr>
+      <w:tr>
+        <w:tc>
+          <w:tcPr/>
+          <w:p>
+            <w:pPr>
+              <w:pStyle w:val="Compact"/>
+              <w:jc w:val="left"/>
+            </w:pPr>
+            <w:r>
               <w:t xml:space="preserve">Notification</w:t>
             </w:r>
             <w:r>
-              <w:rPr>
-                <w:rFonts w:ascii="Calibri" w:hAnsi="Calibri"/>
-                <w:sz w:val="18"/>
-              </w:rPr>
               <w:t xml:space="preserve"> </w:t>
             </w:r>
             <w:r>
-              <w:rPr>
-                <w:rFonts w:ascii="Calibri" w:hAnsi="Calibri"/>
-                <w:sz w:val="18"/>
-              </w:rPr>
               <w:t xml:space="preserve">(Implemented)</w:t>
             </w:r>
           </w:p>
         </w:tc>
         <w:tc>
-          <w:tcPr>
-            <w:tcMar>
-              <w:top w:w="40" w:type="dxa"/>
-              <w:bottom w:w="40" w:type="dxa"/>
-              <w:left w:w="60" w:type="dxa"/>
-              <w:right w:w="60" w:type="dxa"/>
-            </w:tcMar>
-          </w:tcPr>
+          <w:tcPr/>
           <w:p>
             <w:pPr>
               <w:pStyle w:val="Compact"/>
-              <w:spacing w:before="0" w:after="40" w:line="264" w:lineRule="auto"/>
               <w:jc w:val="left"/>
             </w:pPr>
             <w:r>
               <w:rPr>
                 <w:rStyle w:val="VerbatimChar"/>
-                <w:rFonts w:ascii="Calibri" w:hAnsi="Calibri"/>
-                <w:sz w:val="18"/>
               </w:rPr>
               <w:t xml:space="preserve">com.bankone.notification</w:t>
             </w:r>
           </w:p>
         </w:tc>
         <w:tc>
-          <w:tcPr>
-            <w:tcMar>
-              <w:top w:w="40" w:type="dxa"/>
-              <w:bottom w:w="40" w:type="dxa"/>
-              <w:left w:w="60" w:type="dxa"/>
-              <w:right w:w="60" w:type="dxa"/>
-            </w:tcMar>
-          </w:tcPr>
+          <w:tcPr/>
           <w:p>
             <w:pPr>
               <w:pStyle w:val="Compact"/>
-              <w:spacing w:before="0" w:after="40" w:line="264" w:lineRule="auto"/>
               <w:jc w:val="left"/>
             </w:pPr>
             <w:r>
-              <w:rPr>
-                <w:rFonts w:ascii="Calibri" w:hAnsi="Calibri"/>
-                <w:sz w:val="18"/>
-              </w:rPr>
-              <w:t xml:space="preserve">Notify both transfer parties;</w:t>
+              <w:t xml:space="preserve">Outbox + DLQ (learning plan);</w:t>
             </w:r>
             <w:r>
-              <w:rPr>
-                <w:rFonts w:ascii="Calibri" w:hAnsi="Calibri"/>
-                <w:sz w:val="18"/>
-              </w:rPr>
               <w:t xml:space="preserve"> </w:t>
             </w:r>
             <w:r>
-              <w:rPr>
-                <w:rFonts w:ascii="Calibri" w:hAnsi="Calibri"/>
-                <w:sz w:val="18"/>
-              </w:rPr>
-              <w:t xml:space="preserve">transactional outbox</w:t>
-            </w:r>
-          </w:p>
-        </w:tc>
-      </w:tr>
-      <w:tr>
-        <w:tc>
-          <w:tcPr>
-            <w:tcMar>
-              <w:top w:w="40" w:type="dxa"/>
-              <w:bottom w:w="40" w:type="dxa"/>
-              <w:left w:w="60" w:type="dxa"/>
-              <w:right w:w="60" w:type="dxa"/>
-            </w:tcMar>
-          </w:tcPr>
-          <w:p>
-            <w:pPr>
-              <w:pStyle w:val="Compact"/>
-              <w:spacing w:before="0" w:after="40" w:line="264" w:lineRule="auto"/>
-              <w:jc w:val="left"/>
-            </w:pPr>
-            <w:r>
-              <w:rPr>
-                <w:rFonts w:ascii="Calibri" w:hAnsi="Calibri"/>
-                <w:sz w:val="18"/>
-              </w:rPr>
-              <w:t xml:space="preserve">Report</w:t>
-            </w:r>
-          </w:p>
-        </w:tc>
-        <w:tc>
-          <w:tcPr>
-            <w:tcMar>
-              <w:top w:w="40" w:type="dxa"/>
-              <w:bottom w:w="40" w:type="dxa"/>
-              <w:left w:w="60" w:type="dxa"/>
-              <w:right w:w="60" w:type="dxa"/>
-            </w:tcMar>
-          </w:tcPr>
-          <w:p>
-            <w:pPr>
-              <w:pStyle w:val="Compact"/>
-              <w:spacing w:before="0" w:after="40" w:line="264" w:lineRule="auto"/>
-              <w:jc w:val="left"/>
-            </w:pPr>
-            <w:r>
-              <w:rPr>
-                <w:rStyle w:val="VerbatimChar"/>
-                <w:rFonts w:ascii="Calibri" w:hAnsi="Calibri"/>
-                <w:sz w:val="18"/>
-              </w:rPr>
-              <w:t xml:space="preserve">com.bankone.report</w:t>
-            </w:r>
-          </w:p>
-        </w:tc>
-        <w:tc>
-          <w:tcPr>
-            <w:tcMar>
-              <w:top w:w="40" w:type="dxa"/>
-              <w:bottom w:w="40" w:type="dxa"/>
-              <w:left w:w="60" w:type="dxa"/>
-              <w:right w:w="60" w:type="dxa"/>
-            </w:tcMar>
-          </w:tcPr>
-          <w:p>
-            <w:pPr>
-              <w:pStyle w:val="Compact"/>
-              <w:spacing w:before="0" w:after="40" w:line="264" w:lineRule="auto"/>
-              <w:jc w:val="left"/>
-            </w:pPr>
-            <w:r>
-              <w:rPr>
-                <w:rFonts w:ascii="Calibri" w:hAnsi="Calibri"/>
-                <w:sz w:val="18"/>
-              </w:rPr>
-              <w:t xml:space="preserve">Daily deposits summary</w:t>
-            </w:r>
-          </w:p>
-        </w:tc>
-      </w:tr>
-      <w:tr>
-        <w:tc>
-          <w:tcPr>
-            <w:tcMar>
-              <w:top w:w="40" w:type="dxa"/>
-              <w:bottom w:w="40" w:type="dxa"/>
-              <w:left w:w="60" w:type="dxa"/>
-              <w:right w:w="60" w:type="dxa"/>
-            </w:tcMar>
-          </w:tcPr>
-          <w:p>
-            <w:pPr>
-              <w:pStyle w:val="Compact"/>
-              <w:spacing w:before="0" w:after="40" w:line="264" w:lineRule="auto"/>
-              <w:jc w:val="left"/>
-            </w:pPr>
-            <w:r>
-              <w:rPr>
-                <w:rFonts w:ascii="Calibri" w:hAnsi="Calibri"/>
-                <w:sz w:val="18"/>
-              </w:rPr>
-              <w:t xml:space="preserve">Audit</w:t>
-            </w:r>
-          </w:p>
-        </w:tc>
-        <w:tc>
-          <w:tcPr>
-            <w:tcMar>
-              <w:top w:w="40" w:type="dxa"/>
-              <w:bottom w:w="40" w:type="dxa"/>
-              <w:left w:w="60" w:type="dxa"/>
-              <w:right w:w="60" w:type="dxa"/>
-            </w:tcMar>
-          </w:tcPr>
-          <w:p>
-            <w:pPr>
-              <w:pStyle w:val="Compact"/>
-              <w:spacing w:before="0" w:after="40" w:line="264" w:lineRule="auto"/>
-              <w:jc w:val="left"/>
-            </w:pPr>
-            <w:r>
-              <w:rPr>
-                <w:rStyle w:val="VerbatimChar"/>
-                <w:rFonts w:ascii="Calibri" w:hAnsi="Calibri"/>
-                <w:sz w:val="18"/>
-              </w:rPr>
-              <w:t xml:space="preserve">com.bankone.audit</w:t>
-            </w:r>
-          </w:p>
-        </w:tc>
-        <w:tc>
-          <w:tcPr>
-            <w:tcMar>
-              <w:top w:w="40" w:type="dxa"/>
-              <w:bottom w:w="40" w:type="dxa"/>
-              <w:left w:w="60" w:type="dxa"/>
-              <w:right w:w="60" w:type="dxa"/>
-            </w:tcMar>
-          </w:tcPr>
-          <w:p>
-            <w:pPr>
-              <w:pStyle w:val="Compact"/>
-              <w:spacing w:before="0" w:after="40" w:line="264" w:lineRule="auto"/>
-              <w:jc w:val="left"/>
-            </w:pPr>
-            <w:r>
-              <w:rPr>
-                <w:rFonts w:ascii="Calibri" w:hAnsi="Calibri"/>
-                <w:sz w:val="18"/>
-              </w:rPr>
-              <w:t xml:space="preserve">Persist security/business</w:t>
-            </w:r>
-            <w:r>
-              <w:rPr>
-                <w:rFonts w:ascii="Calibri" w:hAnsi="Calibri"/>
-                <w:sz w:val="18"/>
-              </w:rPr>
-              <w:t xml:space="preserve"> </w:t>
-            </w:r>
-            <w:r>
-              <w:rPr>
-                <w:rFonts w:ascii="Calibri" w:hAnsi="Calibri"/>
-                <w:sz w:val="18"/>
-              </w:rPr>
-              <w:t xml:space="preserve">events</w:t>
-            </w:r>
-          </w:p>
-        </w:tc>
-      </w:tr>
-      <w:tr>
-        <w:tc>
-          <w:tcPr>
-            <w:tcMar>
-              <w:top w:w="40" w:type="dxa"/>
-              <w:bottom w:w="40" w:type="dxa"/>
-              <w:left w:w="60" w:type="dxa"/>
-              <w:right w:w="60" w:type="dxa"/>
-            </w:tcMar>
-          </w:tcPr>
-          <w:p>
-            <w:pPr>
-              <w:pStyle w:val="Compact"/>
-              <w:spacing w:before="0" w:after="40" w:line="264" w:lineRule="auto"/>
-              <w:jc w:val="left"/>
-            </w:pPr>
-            <w:r>
-              <w:rPr>
-                <w:rFonts w:ascii="Calibri" w:hAnsi="Calibri"/>
-                <w:sz w:val="18"/>
-              </w:rPr>
-              <w:t xml:space="preserve">Beneficiary</w:t>
-            </w:r>
-          </w:p>
-        </w:tc>
-        <w:tc>
-          <w:tcPr>
-            <w:tcMar>
-              <w:top w:w="40" w:type="dxa"/>
-              <w:bottom w:w="40" w:type="dxa"/>
-              <w:left w:w="60" w:type="dxa"/>
-              <w:right w:w="60" w:type="dxa"/>
-            </w:tcMar>
-          </w:tcPr>
-          <w:p>
-            <w:pPr>
-              <w:pStyle w:val="Compact"/>
-              <w:spacing w:before="0" w:after="40" w:line="264" w:lineRule="auto"/>
-              <w:jc w:val="left"/>
-            </w:pPr>
-            <w:r>
-              <w:rPr>
-                <w:rStyle w:val="VerbatimChar"/>
-                <w:rFonts w:ascii="Calibri" w:hAnsi="Calibri"/>
-                <w:sz w:val="18"/>
-              </w:rPr>
-              <w:t xml:space="preserve">com.bankone.beneficiary</w:t>
-            </w:r>
-          </w:p>
-        </w:tc>
-        <w:tc>
-          <w:tcPr>
-            <w:tcMar>
-              <w:top w:w="40" w:type="dxa"/>
-              <w:bottom w:w="40" w:type="dxa"/>
-              <w:left w:w="60" w:type="dxa"/>
-              <w:right w:w="60" w:type="dxa"/>
-            </w:tcMar>
-          </w:tcPr>
-          <w:p>
-            <w:pPr>
-              <w:pStyle w:val="Compact"/>
-              <w:spacing w:before="0" w:after="40" w:line="264" w:lineRule="auto"/>
-              <w:jc w:val="left"/>
-            </w:pPr>
-            <w:r>
-              <w:rPr>
-                <w:rFonts w:ascii="Calibri" w:hAnsi="Calibri"/>
-                <w:sz w:val="18"/>
-              </w:rPr>
-              <w:t xml:space="preserve">Payee CRUD for transfers</w:t>
+              <w:t xml:space="preserve">notify both transfer parties</w:t>
             </w:r>
           </w:p>
         </w:tc>
       </w:tr>
     </w:tbl>
     <w:bookmarkEnd w:id="14"/>
-    <w:bookmarkStart w:id="15" w:name="documentation-template-for-new-features"/>
+    <w:bookmarkStart w:id="16" w:name="platform-learning-not-product-stubs"/>
     <w:p>
       <w:pPr>
         <w:pStyle w:val="Heading2"/>
       </w:pPr>
       <w:r>
-        <w:t xml:space="preserve">Documentation template for new features</w:t>
+        <w:t xml:space="preserve">Platform learning (not product stubs)</w:t>
       </w:r>
     </w:p>
     <w:p>
       <w:pPr>
         <w:pStyle w:val="FirstParagraph"/>
-        <w:spacing w:after="160" w:line="276" w:lineRule="auto"/>
-        <w:jc w:val="left"/>
+      </w:pPr>
+      <w:r>
+        <w:t xml:space="preserve">See</w:t>
+      </w:r>
+      <w:r>
+        <w:t xml:space="preserve"> </w:t>
+      </w:r>
+      <w:hyperlink r:id="rId15">
+        <w:r>
+          <w:rPr>
+            <w:rStyle w:val="Hyperlink"/>
+          </w:rPr>
+          <w:t xml:space="preserve">TECH_LEARNING_PLAN.md</w:t>
+        </w:r>
+      </w:hyperlink>
+      <w:r>
+        <w:t xml:space="preserve"> </w:t>
+      </w:r>
+      <w:r>
+        <w:t xml:space="preserve">for rate limiting,</w:t>
+      </w:r>
+      <w:r>
+        <w:t xml:space="preserve"> </w:t>
+      </w:r>
+      <w:r>
+        <w:t xml:space="preserve">caching, circuit breaker, idempotency, outbox, versioning, sharding lab,</w:t>
+      </w:r>
+      <w:r>
+        <w:t xml:space="preserve"> </w:t>
+      </w:r>
+      <w:r>
+        <w:t xml:space="preserve">observability, Flyway, etc. Implement one topic per session; update that</w:t>
+      </w:r>
+      <w:r>
+        <w:t xml:space="preserve"> </w:t>
+      </w:r>
+      <w:r>
+        <w:t xml:space="preserve">doc’s status column + CHANGELOG.</w:t>
+      </w:r>
+    </w:p>
+    <w:p>
+      <w:pPr>
+        <w:pStyle w:val="BodyText"/>
+      </w:pPr>
+      <w:r>
+        <w:t xml:space="preserve">Already landed product modules (extend carefully):</w:t>
+      </w:r>
+      <w:r>
+        <w:t xml:space="preserve"> </w:t>
+      </w:r>
+      <w:r>
+        <w:rPr>
+          <w:rStyle w:val="VerbatimChar"/>
+        </w:rPr>
+        <w:t xml:space="preserve">transaction</w:t>
+      </w:r>
+      <w:r>
+        <w:t xml:space="preserve">,</w:t>
+      </w:r>
+      <w:r>
+        <w:t xml:space="preserve"> </w:t>
+      </w:r>
+      <w:r>
+        <w:rPr>
+          <w:rStyle w:val="VerbatimChar"/>
+        </w:rPr>
+        <w:t xml:space="preserve">report</w:t>
+      </w:r>
+      <w:r>
+        <w:t xml:space="preserve">,</w:t>
+      </w:r>
+      <w:r>
+        <w:t xml:space="preserve"> </w:t>
+      </w:r>
+      <w:r>
+        <w:rPr>
+          <w:rStyle w:val="VerbatimChar"/>
+        </w:rPr>
+        <w:t xml:space="preserve">audit</w:t>
+      </w:r>
+      <w:r>
+        <w:t xml:space="preserve">,</w:t>
+      </w:r>
+      <w:r>
+        <w:t xml:space="preserve"> </w:t>
+      </w:r>
+      <w:r>
+        <w:rPr>
+          <w:rStyle w:val="VerbatimChar"/>
+        </w:rPr>
+        <w:t xml:space="preserve">beneficiary</w:t>
+      </w:r>
+      <w:r>
+        <w:t xml:space="preserve">,</w:t>
+      </w:r>
+      <w:r>
+        <w:t xml:space="preserve"> </w:t>
+      </w:r>
+      <w:r>
+        <w:rPr>
+          <w:rStyle w:val="VerbatimChar"/>
+        </w:rPr>
+        <w:t xml:space="preserve">transfer</w:t>
+      </w:r>
+      <w:r>
+        <w:t xml:space="preserve">,</w:t>
+      </w:r>
+      <w:r>
+        <w:t xml:space="preserve"> </w:t>
+      </w:r>
+      <w:r>
+        <w:rPr>
+          <w:rStyle w:val="VerbatimChar"/>
+        </w:rPr>
+        <w:t xml:space="preserve">portal</w:t>
+      </w:r>
+      <w:r>
+        <w:t xml:space="preserve">.</w:t>
+      </w:r>
+    </w:p>
+    <w:bookmarkEnd w:id="16"/>
+    <w:bookmarkStart w:id="17" w:name="documentation-template-for-new-features"/>
+    <w:p>
+      <w:pPr>
+        <w:pStyle w:val="Heading2"/>
+      </w:pPr>
+      <w:r>
+        <w:t xml:space="preserve">Documentation template for new features</w:t>
+      </w:r>
+    </w:p>
+    <w:p>
+      <w:pPr>
+        <w:pStyle w:val="FirstParagraph"/>
       </w:pPr>
       <w:r>
         <w:t xml:space="preserve">Every new feature doc must include sections 1–20 listed in</w:t>
@@ -1902,8 +1308,8 @@
         <w:t xml:space="preserve">with files, classes, methods, impact, and call hierarchy.</w:t>
       </w:r>
     </w:p>
-    <w:bookmarkEnd w:id="15"/>
-    <w:bookmarkEnd w:id="16"/>
+    <w:bookmarkEnd w:id="17"/>
+    <w:bookmarkEnd w:id="18"/>
     <w:sectPr>
       <w:pgSz w:h="16838" w:w="11906"/>
       <w:pgMar w:bottom="1134" w:footer="720" w:gutter="0" w:header="720" w:left="1247" w:right="1247" w:top="1134"/>

--- a/docs/EXTENSION_GUIDE.docx
+++ b/docs/EXTENSION_GUIDE.docx
@@ -35,6 +35,8 @@
           <w:ilvl w:val="0"/>
           <w:numId w:val="1001"/>
         </w:numPr>
+        <w:spacing w:after="160" w:line="276" w:lineRule="auto"/>
+        <w:jc w:val="left"/>
       </w:pPr>
       <w:r>
         <w:t xml:space="preserve">Create package under</w:t>
@@ -125,6 +127,8 @@
           <w:ilvl w:val="0"/>
           <w:numId w:val="1001"/>
         </w:numPr>
+        <w:spacing w:after="160" w:line="276" w:lineRule="auto"/>
+        <w:jc w:val="left"/>
       </w:pPr>
       <w:r>
         <w:t xml:space="preserve">Wire Spring components (</w:t>
@@ -170,6 +174,8 @@
           <w:ilvl w:val="0"/>
           <w:numId w:val="1001"/>
         </w:numPr>
+        <w:spacing w:after="160" w:line="276" w:lineRule="auto"/>
+        <w:jc w:val="left"/>
       </w:pPr>
       <w:r>
         <w:t xml:space="preserve">Add</w:t>
@@ -209,6 +215,8 @@
           <w:ilvl w:val="0"/>
           <w:numId w:val="1001"/>
         </w:numPr>
+        <w:spacing w:after="160" w:line="276" w:lineRule="auto"/>
+        <w:jc w:val="left"/>
       </w:pPr>
       <w:r>
         <w:t xml:space="preserve">Add entity → verify Hibernate update / add Flyway later.</w:t>
@@ -221,6 +229,8 @@
           <w:ilvl w:val="0"/>
           <w:numId w:val="1001"/>
         </w:numPr>
+        <w:spacing w:after="160" w:line="276" w:lineRule="auto"/>
+        <w:jc w:val="left"/>
       </w:pPr>
       <w:r>
         <w:t xml:space="preserve">Seed data via</w:t>
@@ -248,6 +258,8 @@
           <w:ilvl w:val="0"/>
           <w:numId w:val="1001"/>
         </w:numPr>
+        <w:spacing w:after="160" w:line="276" w:lineRule="auto"/>
+        <w:jc w:val="left"/>
       </w:pPr>
       <w:r>
         <w:t xml:space="preserve">Document: new</w:t>
@@ -288,6 +300,8 @@
           <w:ilvl w:val="0"/>
           <w:numId w:val="1002"/>
         </w:numPr>
+        <w:spacing w:after="160" w:line="276" w:lineRule="auto"/>
+        <w:jc w:val="left"/>
       </w:pPr>
       <w:r>
         <w:t xml:space="preserve">Generate/create under</w:t>
@@ -312,6 +326,8 @@
           <w:ilvl w:val="0"/>
           <w:numId w:val="1002"/>
         </w:numPr>
+        <w:spacing w:after="160" w:line="276" w:lineRule="auto"/>
+        <w:jc w:val="left"/>
       </w:pPr>
       <w:r>
         <w:t xml:space="preserve">Add route in</w:t>
@@ -366,6 +382,8 @@
           <w:ilvl w:val="0"/>
           <w:numId w:val="1002"/>
         </w:numPr>
+        <w:spacing w:after="160" w:line="276" w:lineRule="auto"/>
+        <w:jc w:val="left"/>
       </w:pPr>
       <w:r>
         <w:t xml:space="preserve">Add sidebar entry in</w:t>
@@ -414,6 +432,8 @@
           <w:ilvl w:val="0"/>
           <w:numId w:val="1002"/>
         </w:numPr>
+        <w:spacing w:after="160" w:line="276" w:lineRule="auto"/>
+        <w:jc w:val="left"/>
       </w:pPr>
       <w:r>
         <w:t xml:space="preserve">Add</w:t>
@@ -441,6 +461,8 @@
           <w:ilvl w:val="0"/>
           <w:numId w:val="1002"/>
         </w:numPr>
+        <w:spacing w:after="160" w:line="276" w:lineRule="auto"/>
+        <w:jc w:val="left"/>
       </w:pPr>
       <w:r>
         <w:t xml:space="preserve">Update module docs + CHANGELOG.</w:t>
@@ -459,9 +481,17 @@
     <w:tbl>
       <w:tblPr>
         <w:tblStyle w:val="Table"/>
-        <w:tblW w:type="pct" w:w="4236"/>
-        <w:tblLayout w:type="fixed"/>
+        <w:tblW w:type="pct" w:w="5000"/>
+        <w:tblLayout w:type="autofit"/>
         <w:tblLook w:firstRow="1" w:lastRow="0" w:firstColumn="0" w:lastColumn="0" w:noHBand="0" w:noVBand="0" w:val="0020"/>
+        <w:tblBorders>
+          <w:top w:val="single" w:sz="4" w:space="0" w:color="CBD5E0"/>
+          <w:left w:val="single" w:sz="4" w:space="0" w:color="CBD5E0"/>
+          <w:bottom w:val="single" w:sz="4" w:space="0" w:color="CBD5E0"/>
+          <w:right w:val="single" w:sz="4" w:space="0" w:color="CBD5E0"/>
+          <w:insideH w:val="single" w:sz="4" w:space="0" w:color="CBD5E0"/>
+          <w:insideV w:val="single" w:sz="4" w:space="0" w:color="CBD5E0"/>
+        </w:tblBorders>
       </w:tblPr>
       <w:tblGrid>
         <w:gridCol w:w="1430"/>
@@ -472,25 +502,67 @@
           <w:tblHeader w:val="on"/>
         </w:trPr>
         <w:tc>
-          <w:tcPr/>
+          <w:tcPr>
+            <w:tcMar>
+              <w:top w:w="40" w:type="dxa"/>
+              <w:bottom w:w="40" w:type="dxa"/>
+              <w:left w:w="60" w:type="dxa"/>
+              <w:right w:w="60" w:type="dxa"/>
+            </w:tcMar>
+            <w:shd w:fill="1A365D" w:val="clear"/>
+            <w:tcMar>
+              <w:top w:w="40" w:type="dxa"/>
+              <w:bottom w:w="40" w:type="dxa"/>
+              <w:left w:w="60" w:type="dxa"/>
+              <w:right w:w="60" w:type="dxa"/>
+            </w:tcMar>
+          </w:tcPr>
           <w:p>
             <w:pPr>
               <w:pStyle w:val="Compact"/>
+              <w:spacing w:before="0" w:after="40" w:line="264" w:lineRule="auto"/>
               <w:jc w:val="left"/>
             </w:pPr>
             <w:r>
+              <w:rPr>
+                <w:rFonts w:ascii="Calibri" w:hAnsi="Calibri"/>
+                <w:b/>
+                <w:color w:val="FFFFFF"/>
+                <w:sz w:val="18"/>
+              </w:rPr>
               <w:t xml:space="preserve">Goal</w:t>
             </w:r>
           </w:p>
         </w:tc>
         <w:tc>
-          <w:tcPr/>
+          <w:tcPr>
+            <w:tcMar>
+              <w:top w:w="40" w:type="dxa"/>
+              <w:bottom w:w="40" w:type="dxa"/>
+              <w:left w:w="60" w:type="dxa"/>
+              <w:right w:w="60" w:type="dxa"/>
+            </w:tcMar>
+            <w:shd w:fill="1A365D" w:val="clear"/>
+            <w:tcMar>
+              <w:top w:w="40" w:type="dxa"/>
+              <w:bottom w:w="40" w:type="dxa"/>
+              <w:left w:w="60" w:type="dxa"/>
+              <w:right w:w="60" w:type="dxa"/>
+            </w:tcMar>
+          </w:tcPr>
           <w:p>
             <w:pPr>
               <w:pStyle w:val="Compact"/>
+              <w:spacing w:before="0" w:after="40" w:line="264" w:lineRule="auto"/>
               <w:jc w:val="left"/>
             </w:pPr>
             <w:r>
+              <w:rPr>
+                <w:rFonts w:ascii="Calibri" w:hAnsi="Calibri"/>
+                <w:b/>
+                <w:color w:val="FFFFFF"/>
+                <w:sz w:val="18"/>
+              </w:rPr>
               <w:t xml:space="preserve">Recommended approach</w:t>
             </w:r>
           </w:p>
@@ -498,58 +570,132 @@
       </w:tr>
       <w:tr>
         <w:tc>
-          <w:tcPr/>
+          <w:tcPr>
+            <w:tcMar>
+              <w:top w:w="40" w:type="dxa"/>
+              <w:bottom w:w="40" w:type="dxa"/>
+              <w:left w:w="60" w:type="dxa"/>
+              <w:right w:w="60" w:type="dxa"/>
+            </w:tcMar>
+            <w:tcMar>
+              <w:top w:w="40" w:type="dxa"/>
+              <w:bottom w:w="40" w:type="dxa"/>
+              <w:left w:w="60" w:type="dxa"/>
+              <w:right w:w="60" w:type="dxa"/>
+            </w:tcMar>
+          </w:tcPr>
           <w:p>
             <w:pPr>
               <w:pStyle w:val="Compact"/>
+              <w:spacing w:before="0" w:after="40" w:line="264" w:lineRule="auto"/>
               <w:jc w:val="left"/>
             </w:pPr>
             <w:r>
+              <w:rPr>
+                <w:rFonts w:ascii="Calibri" w:hAnsi="Calibri"/>
+                <w:sz w:val="18"/>
+              </w:rPr>
               <w:t xml:space="preserve">New account</w:t>
             </w:r>
             <w:r>
+              <w:rPr>
+                <w:rFonts w:ascii="Calibri" w:hAnsi="Calibri"/>
+                <w:sz w:val="18"/>
+              </w:rPr>
               <w:t xml:space="preserve"> </w:t>
             </w:r>
             <w:r>
+              <w:rPr>
+                <w:rFonts w:ascii="Calibri" w:hAnsi="Calibri"/>
+                <w:sz w:val="18"/>
+              </w:rPr>
               <w:t xml:space="preserve">type</w:t>
             </w:r>
           </w:p>
         </w:tc>
         <w:tc>
-          <w:tcPr/>
+          <w:tcPr>
+            <w:tcMar>
+              <w:top w:w="40" w:type="dxa"/>
+              <w:bottom w:w="40" w:type="dxa"/>
+              <w:left w:w="60" w:type="dxa"/>
+              <w:right w:w="60" w:type="dxa"/>
+            </w:tcMar>
+            <w:tcMar>
+              <w:top w:w="40" w:type="dxa"/>
+              <w:bottom w:w="40" w:type="dxa"/>
+              <w:left w:w="60" w:type="dxa"/>
+              <w:right w:w="60" w:type="dxa"/>
+            </w:tcMar>
+          </w:tcPr>
           <w:p>
             <w:pPr>
               <w:pStyle w:val="Compact"/>
+              <w:spacing w:before="0" w:after="40" w:line="264" w:lineRule="auto"/>
               <w:jc w:val="left"/>
             </w:pPr>
             <w:r>
+              <w:rPr>
+                <w:rFonts w:ascii="Calibri" w:hAnsi="Calibri"/>
+                <w:sz w:val="18"/>
+              </w:rPr>
               <w:t xml:space="preserve">Add</w:t>
             </w:r>
             <w:r>
+              <w:rPr>
+                <w:rFonts w:ascii="Calibri" w:hAnsi="Calibri"/>
+                <w:sz w:val="18"/>
+              </w:rPr>
               <w:t xml:space="preserve"> </w:t>
             </w:r>
             <w:r>
               <w:rPr>
                 <w:rStyle w:val="VerbatimChar"/>
+                <w:rFonts w:ascii="Calibri" w:hAnsi="Calibri"/>
+                <w:sz w:val="18"/>
               </w:rPr>
               <w:t xml:space="preserve">AccountType</w:t>
             </w:r>
             <w:r>
+              <w:rPr>
+                <w:rFonts w:ascii="Calibri" w:hAnsi="Calibri"/>
+                <w:sz w:val="18"/>
+              </w:rPr>
               <w:t xml:space="preserve"> </w:t>
             </w:r>
             <w:r>
+              <w:rPr>
+                <w:rFonts w:ascii="Calibri" w:hAnsi="Calibri"/>
+                <w:sz w:val="18"/>
+              </w:rPr>
               <w:t xml:space="preserve">enum value + policy seed + UI</w:t>
             </w:r>
             <w:r>
+              <w:rPr>
+                <w:rFonts w:ascii="Calibri" w:hAnsi="Calibri"/>
+                <w:sz w:val="18"/>
+              </w:rPr>
               <w:t xml:space="preserve"> </w:t>
             </w:r>
             <w:r>
+              <w:rPr>
+                <w:rFonts w:ascii="Calibri" w:hAnsi="Calibri"/>
+                <w:sz w:val="18"/>
+              </w:rPr>
               <w:t xml:space="preserve">label; do not invent numbers without generator</w:t>
             </w:r>
             <w:r>
+              <w:rPr>
+                <w:rFonts w:ascii="Calibri" w:hAnsi="Calibri"/>
+                <w:sz w:val="18"/>
+              </w:rPr>
               <w:t xml:space="preserve"> </w:t>
             </w:r>
             <w:r>
+              <w:rPr>
+                <w:rFonts w:ascii="Calibri" w:hAnsi="Calibri"/>
+                <w:sz w:val="18"/>
+              </w:rPr>
               <w:t xml:space="preserve">update</w:t>
             </w:r>
           </w:p>
@@ -557,52 +703,118 @@
       </w:tr>
       <w:tr>
         <w:tc>
-          <w:tcPr/>
+          <w:tcPr>
+            <w:tcMar>
+              <w:top w:w="40" w:type="dxa"/>
+              <w:bottom w:w="40" w:type="dxa"/>
+              <w:left w:w="60" w:type="dxa"/>
+              <w:right w:w="60" w:type="dxa"/>
+            </w:tcMar>
+            <w:tcMar>
+              <w:top w:w="40" w:type="dxa"/>
+              <w:bottom w:w="40" w:type="dxa"/>
+              <w:left w:w="60" w:type="dxa"/>
+              <w:right w:w="60" w:type="dxa"/>
+            </w:tcMar>
+          </w:tcPr>
           <w:p>
             <w:pPr>
               <w:pStyle w:val="Compact"/>
+              <w:spacing w:before="0" w:after="40" w:line="264" w:lineRule="auto"/>
               <w:jc w:val="left"/>
             </w:pPr>
             <w:r>
+              <w:rPr>
+                <w:rFonts w:ascii="Calibri" w:hAnsi="Calibri"/>
+                <w:sz w:val="18"/>
+              </w:rPr>
               <w:t xml:space="preserve">Opening</w:t>
             </w:r>
             <w:r>
+              <w:rPr>
+                <w:rFonts w:ascii="Calibri" w:hAnsi="Calibri"/>
+                <w:sz w:val="18"/>
+              </w:rPr>
               <w:t xml:space="preserve"> </w:t>
             </w:r>
             <w:r>
+              <w:rPr>
+                <w:rFonts w:ascii="Calibri" w:hAnsi="Calibri"/>
+                <w:sz w:val="18"/>
+              </w:rPr>
               <w:t xml:space="preserve">deposit</w:t>
             </w:r>
             <w:r>
+              <w:rPr>
+                <w:rFonts w:ascii="Calibri" w:hAnsi="Calibri"/>
+                <w:sz w:val="18"/>
+              </w:rPr>
               <w:t xml:space="preserve"> </w:t>
             </w:r>
             <w:r>
+              <w:rPr>
+                <w:rFonts w:ascii="Calibri" w:hAnsi="Calibri"/>
+                <w:sz w:val="18"/>
+              </w:rPr>
               <w:t xml:space="preserve">change</w:t>
             </w:r>
           </w:p>
         </w:tc>
         <w:tc>
-          <w:tcPr/>
+          <w:tcPr>
+            <w:tcMar>
+              <w:top w:w="40" w:type="dxa"/>
+              <w:bottom w:w="40" w:type="dxa"/>
+              <w:left w:w="60" w:type="dxa"/>
+              <w:right w:w="60" w:type="dxa"/>
+            </w:tcMar>
+            <w:tcMar>
+              <w:top w:w="40" w:type="dxa"/>
+              <w:bottom w:w="40" w:type="dxa"/>
+              <w:left w:w="60" w:type="dxa"/>
+              <w:right w:w="60" w:type="dxa"/>
+            </w:tcMar>
+          </w:tcPr>
           <w:p>
             <w:pPr>
               <w:pStyle w:val="Compact"/>
+              <w:spacing w:before="0" w:after="40" w:line="264" w:lineRule="auto"/>
               <w:jc w:val="left"/>
             </w:pPr>
             <w:r>
+              <w:rPr>
+                <w:rFonts w:ascii="Calibri" w:hAnsi="Calibri"/>
+                <w:sz w:val="18"/>
+              </w:rPr>
               <w:t xml:space="preserve">Prefer</w:t>
             </w:r>
             <w:r>
+              <w:rPr>
+                <w:rFonts w:ascii="Calibri" w:hAnsi="Calibri"/>
+                <w:sz w:val="18"/>
+              </w:rPr>
               <w:t xml:space="preserve"> </w:t>
             </w:r>
             <w:r>
               <w:rPr>
                 <w:rStyle w:val="VerbatimChar"/>
+                <w:rFonts w:ascii="Calibri" w:hAnsi="Calibri"/>
+                <w:sz w:val="18"/>
               </w:rPr>
               <w:t xml:space="preserve">account_policy</w:t>
             </w:r>
             <w:r>
+              <w:rPr>
+                <w:rFonts w:ascii="Calibri" w:hAnsi="Calibri"/>
+                <w:sz w:val="18"/>
+              </w:rPr>
               <w:t xml:space="preserve"> </w:t>
             </w:r>
             <w:r>
+              <w:rPr>
+                <w:rFonts w:ascii="Calibri" w:hAnsi="Calibri"/>
+                <w:sz w:val="18"/>
+              </w:rPr>
               <w:t xml:space="preserve">row over hardcoding</w:t>
             </w:r>
           </w:p>
@@ -610,58 +822,132 @@
       </w:tr>
       <w:tr>
         <w:tc>
-          <w:tcPr/>
+          <w:tcPr>
+            <w:tcMar>
+              <w:top w:w="40" w:type="dxa"/>
+              <w:bottom w:w="40" w:type="dxa"/>
+              <w:left w:w="60" w:type="dxa"/>
+              <w:right w:w="60" w:type="dxa"/>
+            </w:tcMar>
+            <w:tcMar>
+              <w:top w:w="40" w:type="dxa"/>
+              <w:bottom w:w="40" w:type="dxa"/>
+              <w:left w:w="60" w:type="dxa"/>
+              <w:right w:w="60" w:type="dxa"/>
+            </w:tcMar>
+          </w:tcPr>
           <w:p>
             <w:pPr>
               <w:pStyle w:val="Compact"/>
+              <w:spacing w:before="0" w:after="40" w:line="264" w:lineRule="auto"/>
               <w:jc w:val="left"/>
             </w:pPr>
             <w:r>
+              <w:rPr>
+                <w:rFonts w:ascii="Calibri" w:hAnsi="Calibri"/>
+                <w:sz w:val="18"/>
+              </w:rPr>
               <w:t xml:space="preserve">Ledger /</w:t>
             </w:r>
             <w:r>
+              <w:rPr>
+                <w:rFonts w:ascii="Calibri" w:hAnsi="Calibri"/>
+                <w:sz w:val="18"/>
+              </w:rPr>
               <w:t xml:space="preserve"> </w:t>
             </w:r>
             <w:r>
+              <w:rPr>
+                <w:rFonts w:ascii="Calibri" w:hAnsi="Calibri"/>
+                <w:sz w:val="18"/>
+              </w:rPr>
               <w:t xml:space="preserve">money move</w:t>
             </w:r>
           </w:p>
         </w:tc>
         <w:tc>
-          <w:tcPr/>
+          <w:tcPr>
+            <w:tcMar>
+              <w:top w:w="40" w:type="dxa"/>
+              <w:bottom w:w="40" w:type="dxa"/>
+              <w:left w:w="60" w:type="dxa"/>
+              <w:right w:w="60" w:type="dxa"/>
+            </w:tcMar>
+            <w:tcMar>
+              <w:top w:w="40" w:type="dxa"/>
+              <w:bottom w:w="40" w:type="dxa"/>
+              <w:left w:w="60" w:type="dxa"/>
+              <w:right w:w="60" w:type="dxa"/>
+            </w:tcMar>
+          </w:tcPr>
           <w:p>
             <w:pPr>
               <w:pStyle w:val="Compact"/>
+              <w:spacing w:before="0" w:after="40" w:line="264" w:lineRule="auto"/>
               <w:jc w:val="left"/>
             </w:pPr>
             <w:r>
+              <w:rPr>
+                <w:rFonts w:ascii="Calibri" w:hAnsi="Calibri"/>
+                <w:sz w:val="18"/>
+              </w:rPr>
               <w:t xml:space="preserve">Already via</w:t>
             </w:r>
             <w:r>
+              <w:rPr>
+                <w:rFonts w:ascii="Calibri" w:hAnsi="Calibri"/>
+                <w:sz w:val="18"/>
+              </w:rPr>
               <w:t xml:space="preserve"> </w:t>
             </w:r>
             <w:r>
               <w:rPr>
                 <w:rStyle w:val="VerbatimChar"/>
+                <w:rFonts w:ascii="Calibri" w:hAnsi="Calibri"/>
+                <w:sz w:val="18"/>
               </w:rPr>
               <w:t xml:space="preserve">TransactionService.record</w:t>
             </w:r>
             <w:r>
+              <w:rPr>
+                <w:rFonts w:ascii="Calibri" w:hAnsi="Calibri"/>
+                <w:sz w:val="18"/>
+              </w:rPr>
               <w:t xml:space="preserve"> </w:t>
             </w:r>
             <w:r>
+              <w:rPr>
+                <w:rFonts w:ascii="Calibri" w:hAnsi="Calibri"/>
+                <w:sz w:val="18"/>
+              </w:rPr>
               <w:t xml:space="preserve">on</w:t>
             </w:r>
             <w:r>
+              <w:rPr>
+                <w:rFonts w:ascii="Calibri" w:hAnsi="Calibri"/>
+                <w:sz w:val="18"/>
+              </w:rPr>
               <w:t xml:space="preserve"> </w:t>
             </w:r>
             <w:r>
+              <w:rPr>
+                <w:rFonts w:ascii="Calibri" w:hAnsi="Calibri"/>
+                <w:sz w:val="18"/>
+              </w:rPr>
               <w:t xml:space="preserve">open/deposit/withdraw/transfer; extend types /</w:t>
             </w:r>
             <w:r>
+              <w:rPr>
+                <w:rFonts w:ascii="Calibri" w:hAnsi="Calibri"/>
+                <w:sz w:val="18"/>
+              </w:rPr>
               <w:t xml:space="preserve"> </w:t>
             </w:r>
             <w:r>
+              <w:rPr>
+                <w:rFonts w:ascii="Calibri" w:hAnsi="Calibri"/>
+                <w:sz w:val="18"/>
+              </w:rPr>
               <w:t xml:space="preserve">narrations carefully</w:t>
             </w:r>
           </w:p>
@@ -669,46 +955,104 @@
       </w:tr>
       <w:tr>
         <w:tc>
-          <w:tcPr/>
+          <w:tcPr>
+            <w:tcMar>
+              <w:top w:w="40" w:type="dxa"/>
+              <w:bottom w:w="40" w:type="dxa"/>
+              <w:left w:w="60" w:type="dxa"/>
+              <w:right w:w="60" w:type="dxa"/>
+            </w:tcMar>
+            <w:tcMar>
+              <w:top w:w="40" w:type="dxa"/>
+              <w:bottom w:w="40" w:type="dxa"/>
+              <w:left w:w="60" w:type="dxa"/>
+              <w:right w:w="60" w:type="dxa"/>
+            </w:tcMar>
+          </w:tcPr>
           <w:p>
             <w:pPr>
               <w:pStyle w:val="Compact"/>
+              <w:spacing w:before="0" w:after="40" w:line="264" w:lineRule="auto"/>
               <w:jc w:val="left"/>
             </w:pPr>
             <w:r>
+              <w:rPr>
+                <w:rFonts w:ascii="Calibri" w:hAnsi="Calibri"/>
+                <w:sz w:val="18"/>
+              </w:rPr>
               <w:t xml:space="preserve">Notify on</w:t>
             </w:r>
             <w:r>
+              <w:rPr>
+                <w:rFonts w:ascii="Calibri" w:hAnsi="Calibri"/>
+                <w:sz w:val="18"/>
+              </w:rPr>
               <w:t xml:space="preserve"> </w:t>
             </w:r>
             <w:r>
+              <w:rPr>
+                <w:rFonts w:ascii="Calibri" w:hAnsi="Calibri"/>
+                <w:sz w:val="18"/>
+              </w:rPr>
               <w:t xml:space="preserve">new action</w:t>
             </w:r>
           </w:p>
         </w:tc>
         <w:tc>
-          <w:tcPr/>
+          <w:tcPr>
+            <w:tcMar>
+              <w:top w:w="40" w:type="dxa"/>
+              <w:bottom w:w="40" w:type="dxa"/>
+              <w:left w:w="60" w:type="dxa"/>
+              <w:right w:w="60" w:type="dxa"/>
+            </w:tcMar>
+            <w:tcMar>
+              <w:top w:w="40" w:type="dxa"/>
+              <w:bottom w:w="40" w:type="dxa"/>
+              <w:left w:w="60" w:type="dxa"/>
+              <w:right w:w="60" w:type="dxa"/>
+            </w:tcMar>
+          </w:tcPr>
           <w:p>
             <w:pPr>
               <w:pStyle w:val="Compact"/>
+              <w:spacing w:before="0" w:after="40" w:line="264" w:lineRule="auto"/>
               <w:jc w:val="left"/>
             </w:pPr>
             <w:r>
+              <w:rPr>
+                <w:rFonts w:ascii="Calibri" w:hAnsi="Calibri"/>
+                <w:sz w:val="18"/>
+              </w:rPr>
               <w:t xml:space="preserve">Add publish site in service after save; reuse</w:t>
             </w:r>
             <w:r>
+              <w:rPr>
+                <w:rFonts w:ascii="Calibri" w:hAnsi="Calibri"/>
+                <w:sz w:val="18"/>
+              </w:rPr>
               <w:t xml:space="preserve"> </w:t>
             </w:r>
             <w:r>
               <w:rPr>
                 <w:rStyle w:val="VerbatimChar"/>
+                <w:rFonts w:ascii="Calibri" w:hAnsi="Calibri"/>
+                <w:sz w:val="18"/>
               </w:rPr>
               <w:t xml:space="preserve">BankActionEvent</w:t>
             </w:r>
             <w:r>
+              <w:rPr>
+                <w:rFonts w:ascii="Calibri" w:hAnsi="Calibri"/>
+                <w:sz w:val="18"/>
+              </w:rPr>
               <w:t xml:space="preserve"> </w:t>
             </w:r>
             <w:r>
+              <w:rPr>
+                <w:rFonts w:ascii="Calibri" w:hAnsi="Calibri"/>
+                <w:sz w:val="18"/>
+              </w:rPr>
               <w:t xml:space="preserve">+ composer (see Notification)</w:t>
             </w:r>
           </w:p>
@@ -716,61 +1060,133 @@
       </w:tr>
       <w:tr>
         <w:tc>
-          <w:tcPr/>
+          <w:tcPr>
+            <w:tcMar>
+              <w:top w:w="40" w:type="dxa"/>
+              <w:bottom w:w="40" w:type="dxa"/>
+              <w:left w:w="60" w:type="dxa"/>
+              <w:right w:w="60" w:type="dxa"/>
+            </w:tcMar>
+            <w:tcMar>
+              <w:top w:w="40" w:type="dxa"/>
+              <w:bottom w:w="40" w:type="dxa"/>
+              <w:left w:w="60" w:type="dxa"/>
+              <w:right w:w="60" w:type="dxa"/>
+            </w:tcMar>
+          </w:tcPr>
           <w:p>
             <w:pPr>
               <w:pStyle w:val="Compact"/>
+              <w:spacing w:before="0" w:after="40" w:line="264" w:lineRule="auto"/>
               <w:jc w:val="left"/>
             </w:pPr>
             <w:r>
+              <w:rPr>
+                <w:rFonts w:ascii="Calibri" w:hAnsi="Calibri"/>
+                <w:sz w:val="18"/>
+              </w:rPr>
               <w:t xml:space="preserve">Branch</w:t>
             </w:r>
             <w:r>
+              <w:rPr>
+                <w:rFonts w:ascii="Calibri" w:hAnsi="Calibri"/>
+                <w:sz w:val="18"/>
+              </w:rPr>
               <w:t xml:space="preserve"> </w:t>
             </w:r>
             <w:r>
+              <w:rPr>
+                <w:rFonts w:ascii="Calibri" w:hAnsi="Calibri"/>
+                <w:sz w:val="18"/>
+              </w:rPr>
               <w:t xml:space="preserve">master</w:t>
             </w:r>
           </w:p>
         </w:tc>
         <w:tc>
-          <w:tcPr/>
+          <w:tcPr>
+            <w:tcMar>
+              <w:top w:w="40" w:type="dxa"/>
+              <w:bottom w:w="40" w:type="dxa"/>
+              <w:left w:w="60" w:type="dxa"/>
+              <w:right w:w="60" w:type="dxa"/>
+            </w:tcMar>
+            <w:tcMar>
+              <w:top w:w="40" w:type="dxa"/>
+              <w:bottom w:w="40" w:type="dxa"/>
+              <w:left w:w="60" w:type="dxa"/>
+              <w:right w:w="60" w:type="dxa"/>
+            </w:tcMar>
+          </w:tcPr>
           <w:p>
             <w:pPr>
               <w:pStyle w:val="Compact"/>
+              <w:spacing w:before="0" w:after="40" w:line="264" w:lineRule="auto"/>
               <w:jc w:val="left"/>
             </w:pPr>
             <w:r>
+              <w:rPr>
+                <w:rFonts w:ascii="Calibri" w:hAnsi="Calibri"/>
+                <w:sz w:val="18"/>
+              </w:rPr>
               <w:t xml:space="preserve">New</w:t>
             </w:r>
             <w:r>
+              <w:rPr>
+                <w:rFonts w:ascii="Calibri" w:hAnsi="Calibri"/>
+                <w:sz w:val="18"/>
+              </w:rPr>
               <w:t xml:space="preserve"> </w:t>
             </w:r>
             <w:r>
               <w:rPr>
                 <w:rStyle w:val="VerbatimChar"/>
+                <w:rFonts w:ascii="Calibri" w:hAnsi="Calibri"/>
+                <w:sz w:val="18"/>
               </w:rPr>
               <w:t xml:space="preserve">branch</w:t>
             </w:r>
             <w:r>
+              <w:rPr>
+                <w:rFonts w:ascii="Calibri" w:hAnsi="Calibri"/>
+                <w:sz w:val="18"/>
+              </w:rPr>
               <w:t xml:space="preserve"> </w:t>
             </w:r>
             <w:r>
+              <w:rPr>
+                <w:rFonts w:ascii="Calibri" w:hAnsi="Calibri"/>
+                <w:sz w:val="18"/>
+              </w:rPr>
               <w:t xml:space="preserve">table; replace free-text</w:t>
             </w:r>
             <w:r>
+              <w:rPr>
+                <w:rFonts w:ascii="Calibri" w:hAnsi="Calibri"/>
+                <w:sz w:val="18"/>
+              </w:rPr>
               <w:t xml:space="preserve"> </w:t>
             </w:r>
             <w:r>
               <w:rPr>
                 <w:rStyle w:val="VerbatimChar"/>
+                <w:rFonts w:ascii="Calibri" w:hAnsi="Calibri"/>
+                <w:sz w:val="18"/>
               </w:rPr>
               <w:t xml:space="preserve">branchCode</w:t>
             </w:r>
             <w:r>
+              <w:rPr>
+                <w:rFonts w:ascii="Calibri" w:hAnsi="Calibri"/>
+                <w:sz w:val="18"/>
+              </w:rPr>
               <w:t xml:space="preserve"> </w:t>
             </w:r>
             <w:r>
+              <w:rPr>
+                <w:rFonts w:ascii="Calibri" w:hAnsi="Calibri"/>
+                <w:sz w:val="18"/>
+              </w:rPr>
               <w:t xml:space="preserve">gradually</w:t>
             </w:r>
           </w:p>
@@ -794,6 +1210,8 @@
           <w:ilvl w:val="0"/>
           <w:numId w:val="1003"/>
         </w:numPr>
+        <w:spacing w:after="160" w:line="276" w:lineRule="auto"/>
+        <w:jc w:val="left"/>
       </w:pPr>
       <w:r>
         <w:t xml:space="preserve">Put roles in matchers early.</w:t>
@@ -806,6 +1224,8 @@
           <w:ilvl w:val="0"/>
           <w:numId w:val="1003"/>
         </w:numPr>
+        <w:spacing w:after="160" w:line="276" w:lineRule="auto"/>
+        <w:jc w:val="left"/>
       </w:pPr>
       <w:r>
         <w:t xml:space="preserve">Prefer method security</w:t>
@@ -833,6 +1253,8 @@
           <w:ilvl w:val="0"/>
           <w:numId w:val="1003"/>
         </w:numPr>
+        <w:spacing w:after="160" w:line="276" w:lineRule="auto"/>
+        <w:jc w:val="left"/>
       </w:pPr>
       <w:r>
         <w:t xml:space="preserve">Keep JWT secret out of git for production (deferred hardening).</w:t>
@@ -851,6 +1273,8 @@
     <w:p>
       <w:pPr>
         <w:pStyle w:val="FirstParagraph"/>
+        <w:spacing w:after="160" w:line="276" w:lineRule="auto"/>
+        <w:jc w:val="left"/>
       </w:pPr>
       <w:r>
         <w:t xml:space="preserve">Today:</w:t>
@@ -929,9 +1353,17 @@
     <w:tbl>
       <w:tblPr>
         <w:tblStyle w:val="Table"/>
-        <w:tblW w:type="pct" w:w="4867"/>
-        <w:tblLayout w:type="fixed"/>
+        <w:tblW w:type="pct" w:w="5000"/>
+        <w:tblLayout w:type="autofit"/>
         <w:tblLook w:firstRow="1" w:lastRow="0" w:firstColumn="0" w:lastColumn="0" w:noHBand="0" w:noVBand="0" w:val="0020"/>
+        <w:tblBorders>
+          <w:top w:val="single" w:sz="4" w:space="0" w:color="CBD5E0"/>
+          <w:left w:val="single" w:sz="4" w:space="0" w:color="CBD5E0"/>
+          <w:bottom w:val="single" w:sz="4" w:space="0" w:color="CBD5E0"/>
+          <w:right w:val="single" w:sz="4" w:space="0" w:color="CBD5E0"/>
+          <w:insideH w:val="single" w:sz="4" w:space="0" w:color="CBD5E0"/>
+          <w:insideV w:val="single" w:sz="4" w:space="0" w:color="CBD5E0"/>
+        </w:tblBorders>
       </w:tblPr>
       <w:tblGrid>
         <w:gridCol w:w="1478"/>
@@ -943,37 +1375,100 @@
           <w:tblHeader w:val="on"/>
         </w:trPr>
         <w:tc>
-          <w:tcPr/>
+          <w:tcPr>
+            <w:tcMar>
+              <w:top w:w="40" w:type="dxa"/>
+              <w:bottom w:w="40" w:type="dxa"/>
+              <w:left w:w="60" w:type="dxa"/>
+              <w:right w:w="60" w:type="dxa"/>
+            </w:tcMar>
+            <w:shd w:fill="1A365D" w:val="clear"/>
+            <w:tcMar>
+              <w:top w:w="40" w:type="dxa"/>
+              <w:bottom w:w="40" w:type="dxa"/>
+              <w:left w:w="60" w:type="dxa"/>
+              <w:right w:w="60" w:type="dxa"/>
+            </w:tcMar>
+          </w:tcPr>
           <w:p>
             <w:pPr>
               <w:pStyle w:val="Compact"/>
+              <w:spacing w:before="0" w:after="40" w:line="264" w:lineRule="auto"/>
               <w:jc w:val="left"/>
             </w:pPr>
             <w:r>
+              <w:rPr>
+                <w:rFonts w:ascii="Calibri" w:hAnsi="Calibri"/>
+                <w:b/>
+                <w:color w:val="FFFFFF"/>
+                <w:sz w:val="18"/>
+              </w:rPr>
               <w:t xml:space="preserve">Module</w:t>
             </w:r>
           </w:p>
         </w:tc>
         <w:tc>
-          <w:tcPr/>
+          <w:tcPr>
+            <w:tcMar>
+              <w:top w:w="40" w:type="dxa"/>
+              <w:bottom w:w="40" w:type="dxa"/>
+              <w:left w:w="60" w:type="dxa"/>
+              <w:right w:w="60" w:type="dxa"/>
+            </w:tcMar>
+            <w:shd w:fill="1A365D" w:val="clear"/>
+            <w:tcMar>
+              <w:top w:w="40" w:type="dxa"/>
+              <w:bottom w:w="40" w:type="dxa"/>
+              <w:left w:w="60" w:type="dxa"/>
+              <w:right w:w="60" w:type="dxa"/>
+            </w:tcMar>
+          </w:tcPr>
           <w:p>
             <w:pPr>
               <w:pStyle w:val="Compact"/>
+              <w:spacing w:before="0" w:after="40" w:line="264" w:lineRule="auto"/>
               <w:jc w:val="left"/>
             </w:pPr>
             <w:r>
+              <w:rPr>
+                <w:rFonts w:ascii="Calibri" w:hAnsi="Calibri"/>
+                <w:b/>
+                <w:color w:val="FFFFFF"/>
+                <w:sz w:val="18"/>
+              </w:rPr>
               <w:t xml:space="preserve">Package</w:t>
             </w:r>
           </w:p>
         </w:tc>
         <w:tc>
-          <w:tcPr/>
+          <w:tcPr>
+            <w:tcMar>
+              <w:top w:w="40" w:type="dxa"/>
+              <w:bottom w:w="40" w:type="dxa"/>
+              <w:left w:w="60" w:type="dxa"/>
+              <w:right w:w="60" w:type="dxa"/>
+            </w:tcMar>
+            <w:shd w:fill="1A365D" w:val="clear"/>
+            <w:tcMar>
+              <w:top w:w="40" w:type="dxa"/>
+              <w:bottom w:w="40" w:type="dxa"/>
+              <w:left w:w="60" w:type="dxa"/>
+              <w:right w:w="60" w:type="dxa"/>
+            </w:tcMar>
+          </w:tcPr>
           <w:p>
             <w:pPr>
               <w:pStyle w:val="Compact"/>
+              <w:spacing w:before="0" w:after="40" w:line="264" w:lineRule="auto"/>
               <w:jc w:val="left"/>
             </w:pPr>
             <w:r>
+              <w:rPr>
+                <w:rFonts w:ascii="Calibri" w:hAnsi="Calibri"/>
+                <w:b/>
+                <w:color w:val="FFFFFF"/>
+                <w:sz w:val="18"/>
+              </w:rPr>
               <w:t xml:space="preserve">Suggested first slice</w:t>
             </w:r>
           </w:p>
@@ -981,45 +1476,105 @@
       </w:tr>
       <w:tr>
         <w:tc>
-          <w:tcPr/>
+          <w:tcPr>
+            <w:tcMar>
+              <w:top w:w="40" w:type="dxa"/>
+              <w:bottom w:w="40" w:type="dxa"/>
+              <w:left w:w="60" w:type="dxa"/>
+              <w:right w:w="60" w:type="dxa"/>
+            </w:tcMar>
+            <w:tcMar>
+              <w:top w:w="40" w:type="dxa"/>
+              <w:bottom w:w="40" w:type="dxa"/>
+              <w:left w:w="60" w:type="dxa"/>
+              <w:right w:w="60" w:type="dxa"/>
+            </w:tcMar>
+          </w:tcPr>
           <w:p>
             <w:pPr>
               <w:pStyle w:val="Compact"/>
+              <w:spacing w:before="0" w:after="40" w:line="264" w:lineRule="auto"/>
               <w:jc w:val="left"/>
             </w:pPr>
             <w:r>
+              <w:rPr>
+                <w:rFonts w:ascii="Calibri" w:hAnsi="Calibri"/>
+                <w:sz w:val="18"/>
+              </w:rPr>
               <w:t xml:space="preserve">Branch</w:t>
             </w:r>
           </w:p>
         </w:tc>
         <w:tc>
-          <w:tcPr/>
+          <w:tcPr>
+            <w:tcMar>
+              <w:top w:w="40" w:type="dxa"/>
+              <w:bottom w:w="40" w:type="dxa"/>
+              <w:left w:w="60" w:type="dxa"/>
+              <w:right w:w="60" w:type="dxa"/>
+            </w:tcMar>
+            <w:tcMar>
+              <w:top w:w="40" w:type="dxa"/>
+              <w:bottom w:w="40" w:type="dxa"/>
+              <w:left w:w="60" w:type="dxa"/>
+              <w:right w:w="60" w:type="dxa"/>
+            </w:tcMar>
+          </w:tcPr>
           <w:p>
             <w:pPr>
               <w:pStyle w:val="Compact"/>
+              <w:spacing w:before="0" w:after="40" w:line="264" w:lineRule="auto"/>
               <w:jc w:val="left"/>
             </w:pPr>
             <w:r>
+              <w:rPr>
+                <w:rFonts w:ascii="Calibri" w:hAnsi="Calibri"/>
+                <w:sz w:val="18"/>
+              </w:rPr>
               <w:t xml:space="preserve">(none)</w:t>
             </w:r>
           </w:p>
         </w:tc>
         <w:tc>
-          <w:tcPr/>
+          <w:tcPr>
+            <w:tcMar>
+              <w:top w:w="40" w:type="dxa"/>
+              <w:bottom w:w="40" w:type="dxa"/>
+              <w:left w:w="60" w:type="dxa"/>
+              <w:right w:w="60" w:type="dxa"/>
+            </w:tcMar>
+            <w:tcMar>
+              <w:top w:w="40" w:type="dxa"/>
+              <w:bottom w:w="40" w:type="dxa"/>
+              <w:left w:w="60" w:type="dxa"/>
+              <w:right w:w="60" w:type="dxa"/>
+            </w:tcMar>
+          </w:tcPr>
           <w:p>
             <w:pPr>
               <w:pStyle w:val="Compact"/>
+              <w:spacing w:before="0" w:after="40" w:line="264" w:lineRule="auto"/>
               <w:jc w:val="left"/>
             </w:pPr>
             <w:r>
+              <w:rPr>
+                <w:rFonts w:ascii="Calibri" w:hAnsi="Calibri"/>
+                <w:sz w:val="18"/>
+              </w:rPr>
               <w:t xml:space="preserve">Branch master table + validate</w:t>
             </w:r>
             <w:r>
+              <w:rPr>
+                <w:rFonts w:ascii="Calibri" w:hAnsi="Calibri"/>
+                <w:sz w:val="18"/>
+              </w:rPr>
               <w:t xml:space="preserve"> </w:t>
             </w:r>
             <w:r>
               <w:rPr>
                 <w:rStyle w:val="VerbatimChar"/>
+                <w:rFonts w:ascii="Calibri" w:hAnsi="Calibri"/>
+                <w:sz w:val="18"/>
               </w:rPr>
               <w:t xml:space="preserve">branchCode</w:t>
             </w:r>
@@ -1028,46 +1583,106 @@
       </w:tr>
       <w:tr>
         <w:tc>
-          <w:tcPr/>
+          <w:tcPr>
+            <w:tcMar>
+              <w:top w:w="40" w:type="dxa"/>
+              <w:bottom w:w="40" w:type="dxa"/>
+              <w:left w:w="60" w:type="dxa"/>
+              <w:right w:w="60" w:type="dxa"/>
+            </w:tcMar>
+            <w:tcMar>
+              <w:top w:w="40" w:type="dxa"/>
+              <w:bottom w:w="40" w:type="dxa"/>
+              <w:left w:w="60" w:type="dxa"/>
+              <w:right w:w="60" w:type="dxa"/>
+            </w:tcMar>
+          </w:tcPr>
           <w:p>
             <w:pPr>
               <w:pStyle w:val="Compact"/>
+              <w:spacing w:before="0" w:after="40" w:line="264" w:lineRule="auto"/>
               <w:jc w:val="left"/>
             </w:pPr>
             <w:r>
+              <w:rPr>
+                <w:rFonts w:ascii="Calibri" w:hAnsi="Calibri"/>
+                <w:sz w:val="18"/>
+              </w:rPr>
               <w:t xml:space="preserve">Loan</w:t>
             </w:r>
           </w:p>
         </w:tc>
         <w:tc>
-          <w:tcPr/>
+          <w:tcPr>
+            <w:tcMar>
+              <w:top w:w="40" w:type="dxa"/>
+              <w:bottom w:w="40" w:type="dxa"/>
+              <w:left w:w="60" w:type="dxa"/>
+              <w:right w:w="60" w:type="dxa"/>
+            </w:tcMar>
+            <w:tcMar>
+              <w:top w:w="40" w:type="dxa"/>
+              <w:bottom w:w="40" w:type="dxa"/>
+              <w:left w:w="60" w:type="dxa"/>
+              <w:right w:w="60" w:type="dxa"/>
+            </w:tcMar>
+          </w:tcPr>
           <w:p>
             <w:pPr>
               <w:pStyle w:val="Compact"/>
+              <w:spacing w:before="0" w:after="40" w:line="264" w:lineRule="auto"/>
               <w:jc w:val="left"/>
             </w:pPr>
             <w:r>
               <w:rPr>
                 <w:rStyle w:val="VerbatimChar"/>
+                <w:rFonts w:ascii="Calibri" w:hAnsi="Calibri"/>
+                <w:sz w:val="18"/>
               </w:rPr>
               <w:t xml:space="preserve">AccountType.LOAN</w:t>
             </w:r>
             <w:r>
+              <w:rPr>
+                <w:rFonts w:ascii="Calibri" w:hAnsi="Calibri"/>
+                <w:sz w:val="18"/>
+              </w:rPr>
               <w:t xml:space="preserve"> </w:t>
             </w:r>
             <w:r>
+              <w:rPr>
+                <w:rFonts w:ascii="Calibri" w:hAnsi="Calibri"/>
+                <w:sz w:val="18"/>
+              </w:rPr>
               <w:t xml:space="preserve">only</w:t>
             </w:r>
           </w:p>
         </w:tc>
         <w:tc>
-          <w:tcPr/>
+          <w:tcPr>
+            <w:tcMar>
+              <w:top w:w="40" w:type="dxa"/>
+              <w:bottom w:w="40" w:type="dxa"/>
+              <w:left w:w="60" w:type="dxa"/>
+              <w:right w:w="60" w:type="dxa"/>
+            </w:tcMar>
+            <w:tcMar>
+              <w:top w:w="40" w:type="dxa"/>
+              <w:bottom w:w="40" w:type="dxa"/>
+              <w:left w:w="60" w:type="dxa"/>
+              <w:right w:w="60" w:type="dxa"/>
+            </w:tcMar>
+          </w:tcPr>
           <w:p>
             <w:pPr>
               <w:pStyle w:val="Compact"/>
+              <w:spacing w:before="0" w:after="40" w:line="264" w:lineRule="auto"/>
               <w:jc w:val="left"/>
             </w:pPr>
             <w:r>
+              <w:rPr>
+                <w:rFonts w:ascii="Calibri" w:hAnsi="Calibri"/>
+                <w:sz w:val="18"/>
+              </w:rPr>
               <w:t xml:space="preserve">Loan product / policy seed</w:t>
             </w:r>
           </w:p>
@@ -1075,52 +1690,120 @@
       </w:tr>
       <w:tr>
         <w:tc>
-          <w:tcPr/>
+          <w:tcPr>
+            <w:tcMar>
+              <w:top w:w="40" w:type="dxa"/>
+              <w:bottom w:w="40" w:type="dxa"/>
+              <w:left w:w="60" w:type="dxa"/>
+              <w:right w:w="60" w:type="dxa"/>
+            </w:tcMar>
+            <w:tcMar>
+              <w:top w:w="40" w:type="dxa"/>
+              <w:bottom w:w="40" w:type="dxa"/>
+              <w:left w:w="60" w:type="dxa"/>
+              <w:right w:w="60" w:type="dxa"/>
+            </w:tcMar>
+          </w:tcPr>
           <w:p>
             <w:pPr>
               <w:pStyle w:val="Compact"/>
+              <w:spacing w:before="0" w:after="40" w:line="264" w:lineRule="auto"/>
               <w:jc w:val="left"/>
             </w:pPr>
             <w:r>
+              <w:rPr>
+                <w:rFonts w:ascii="Calibri" w:hAnsi="Calibri"/>
+                <w:sz w:val="18"/>
+              </w:rPr>
               <w:t xml:space="preserve">Notification</w:t>
             </w:r>
             <w:r>
+              <w:rPr>
+                <w:rFonts w:ascii="Calibri" w:hAnsi="Calibri"/>
+                <w:sz w:val="18"/>
+              </w:rPr>
               <w:t xml:space="preserve"> </w:t>
             </w:r>
             <w:r>
+              <w:rPr>
+                <w:rFonts w:ascii="Calibri" w:hAnsi="Calibri"/>
+                <w:sz w:val="18"/>
+              </w:rPr>
               <w:t xml:space="preserve">(Implemented)</w:t>
             </w:r>
           </w:p>
         </w:tc>
         <w:tc>
-          <w:tcPr/>
+          <w:tcPr>
+            <w:tcMar>
+              <w:top w:w="40" w:type="dxa"/>
+              <w:bottom w:w="40" w:type="dxa"/>
+              <w:left w:w="60" w:type="dxa"/>
+              <w:right w:w="60" w:type="dxa"/>
+            </w:tcMar>
+            <w:tcMar>
+              <w:top w:w="40" w:type="dxa"/>
+              <w:bottom w:w="40" w:type="dxa"/>
+              <w:left w:w="60" w:type="dxa"/>
+              <w:right w:w="60" w:type="dxa"/>
+            </w:tcMar>
+          </w:tcPr>
           <w:p>
             <w:pPr>
               <w:pStyle w:val="Compact"/>
+              <w:spacing w:before="0" w:after="40" w:line="264" w:lineRule="auto"/>
               <w:jc w:val="left"/>
             </w:pPr>
             <w:r>
               <w:rPr>
                 <w:rStyle w:val="VerbatimChar"/>
+                <w:rFonts w:ascii="Calibri" w:hAnsi="Calibri"/>
+                <w:sz w:val="18"/>
               </w:rPr>
               <w:t xml:space="preserve">com.bankone.notification</w:t>
             </w:r>
           </w:p>
         </w:tc>
         <w:tc>
-          <w:tcPr/>
+          <w:tcPr>
+            <w:tcMar>
+              <w:top w:w="40" w:type="dxa"/>
+              <w:bottom w:w="40" w:type="dxa"/>
+              <w:left w:w="60" w:type="dxa"/>
+              <w:right w:w="60" w:type="dxa"/>
+            </w:tcMar>
+            <w:tcMar>
+              <w:top w:w="40" w:type="dxa"/>
+              <w:bottom w:w="40" w:type="dxa"/>
+              <w:left w:w="60" w:type="dxa"/>
+              <w:right w:w="60" w:type="dxa"/>
+            </w:tcMar>
+          </w:tcPr>
           <w:p>
             <w:pPr>
               <w:pStyle w:val="Compact"/>
+              <w:spacing w:before="0" w:after="40" w:line="264" w:lineRule="auto"/>
               <w:jc w:val="left"/>
             </w:pPr>
             <w:r>
+              <w:rPr>
+                <w:rFonts w:ascii="Calibri" w:hAnsi="Calibri"/>
+                <w:sz w:val="18"/>
+              </w:rPr>
               <w:t xml:space="preserve">Outbox + DLQ (learning plan);</w:t>
             </w:r>
             <w:r>
+              <w:rPr>
+                <w:rFonts w:ascii="Calibri" w:hAnsi="Calibri"/>
+                <w:sz w:val="18"/>
+              </w:rPr>
               <w:t xml:space="preserve"> </w:t>
             </w:r>
             <w:r>
+              <w:rPr>
+                <w:rFonts w:ascii="Calibri" w:hAnsi="Calibri"/>
+                <w:sz w:val="18"/>
+              </w:rPr>
               <w:t xml:space="preserve">notify both transfer parties</w:t>
             </w:r>
           </w:p>
@@ -1128,7 +1811,7 @@
       </w:tr>
     </w:tbl>
     <w:bookmarkEnd w:id="14"/>
-    <w:bookmarkStart w:id="16" w:name="platform-learning-not-product-stubs"/>
+    <w:bookmarkStart w:id="17" w:name="platform-learning-not-product-stubs"/>
     <w:p>
       <w:pPr>
         <w:pStyle w:val="Heading2"/>
@@ -1140,6 +1823,8 @@
     <w:p>
       <w:pPr>
         <w:pStyle w:val="FirstParagraph"/>
+        <w:spacing w:after="160" w:line="276" w:lineRule="auto"/>
+        <w:jc w:val="left"/>
       </w:pPr>
       <w:r>
         <w:t xml:space="preserve">See</w:t>
@@ -1185,6 +1870,47 @@
         <w:pStyle w:val="BodyText"/>
       </w:pPr>
       <w:r>
+        <w:rPr>
+          <w:b/>
+          <w:bCs/>
+        </w:rPr>
+        <w:t xml:space="preserve">Already landed (local labs):</w:t>
+      </w:r>
+      <w:r>
+        <w:t xml:space="preserve"> </w:t>
+      </w:r>
+      <w:r>
+        <w:t xml:space="preserve">Redis rate limit, Redis cache-aside</w:t>
+      </w:r>
+      <w:r>
+        <w:t xml:space="preserve"> </w:t>
+      </w:r>
+      <w:r>
+        <w:t xml:space="preserve">(</w:t>
+      </w:r>
+      <w:hyperlink r:id="rId16">
+        <w:r>
+          <w:rPr>
+            <w:rStyle w:val="Hyperlink"/>
+          </w:rPr>
+          <w:t xml:space="preserve">MODULES/Caching.md</w:t>
+        </w:r>
+      </w:hyperlink>
+      <w:r>
+        <w:t xml:space="preserve">), read-replica sync,</w:t>
+      </w:r>
+      <w:r>
+        <w:t xml:space="preserve"> </w:t>
+      </w:r>
+      <w:r>
+        <w:t xml:space="preserve">shard-lab vertical slice.</w:t>
+      </w:r>
+    </w:p>
+    <w:p>
+      <w:pPr>
+        <w:pStyle w:val="BodyText"/>
+      </w:pPr>
+      <w:r>
         <w:t xml:space="preserve">Already landed product modules (extend carefully):</w:t>
       </w:r>
       <w:r>
@@ -1260,19 +1986,93 @@
         <w:t xml:space="preserve">.</w:t>
       </w:r>
     </w:p>
-    <w:bookmarkEnd w:id="16"/>
-    <w:bookmarkStart w:id="17" w:name="documentation-template-for-new-features"/>
     <w:p>
       <w:pPr>
-        <w:pStyle w:val="Heading2"/>
+        <w:pStyle w:val="BodyText"/>
       </w:pPr>
       <w:r>
-        <w:t xml:space="preserve">Documentation template for new features</w:t>
+        <w:t xml:space="preserve">When adding a new</w:t>
+      </w:r>
+      <w:r>
+        <w:t xml:space="preserve"> </w:t>
+      </w:r>
+      <w:r>
+        <w:rPr>
+          <w:b/>
+          <w:bCs/>
+        </w:rPr>
+        <w:t xml:space="preserve">cached</w:t>
+      </w:r>
+      <w:r>
+        <w:t xml:space="preserve"> </w:t>
+      </w:r>
+      <w:r>
+        <w:t xml:space="preserve">read: mark DTO/</w:t>
+      </w:r>
+      <w:r>
+        <w:rPr>
+          <w:rStyle w:val="VerbatimChar"/>
+        </w:rPr>
+        <w:t xml:space="preserve">Page</w:t>
+      </w:r>
+      <w:r>
+        <w:t xml:space="preserve"> </w:t>
+      </w:r>
+      <w:r>
+        <w:t xml:space="preserve">types</w:t>
+      </w:r>
+      <w:r>
+        <w:t xml:space="preserve"> </w:t>
+      </w:r>
+      <w:r>
+        <w:rPr>
+          <w:rStyle w:val="VerbatimChar"/>
+        </w:rPr>
+        <w:t xml:space="preserve">Serializable</w:t>
+      </w:r>
+      <w:r>
+        <w:t xml:space="preserve">, add</w:t>
+      </w:r>
+      <w:r>
+        <w:t xml:space="preserve"> </w:t>
+      </w:r>
+      <w:r>
+        <w:rPr>
+          <w:rStyle w:val="VerbatimChar"/>
+        </w:rPr>
+        <w:t xml:space="preserve">@Cacheable</w:t>
+      </w:r>
+      <w:r>
+        <w:t xml:space="preserve"> </w:t>
+      </w:r>
+      <w:r>
+        <w:t xml:space="preserve">+ eviction on writers, update</w:t>
+      </w:r>
+      <w:r>
+        <w:t xml:space="preserve"> </w:t>
+      </w:r>
+      <w:r>
+        <w:rPr>
+          <w:rStyle w:val="VerbatimChar"/>
+        </w:rPr>
+        <w:t xml:space="preserve">RedisCacheConfig</w:t>
+      </w:r>
+      <w:r>
+        <w:t xml:space="preserve"> </w:t>
+      </w:r>
+      <w:r>
+        <w:t xml:space="preserve">TTL if needed.</w:t>
+      </w:r>
+      <w:r>
+        <w:t xml:space="preserve"> </w:t>
+      </w:r>
+      <w:r>
+        <w:t xml:space="preserve">## Documentation template for new features</w:t>
       </w:r>
     </w:p>
     <w:p>
       <w:pPr>
-        <w:pStyle w:val="FirstParagraph"/>
+        <w:pStyle w:val="BodyText"/>
       </w:pPr>
       <w:r>
         <w:t xml:space="preserve">Every new feature doc must include sections 1–20 listed in</w:t>
